--- a/Charybdis 4x6_QMKビルドガイド.docx
+++ b/Charybdis 4x6_QMKビルドガイド.docx
@@ -62,7 +62,6 @@
         </w:numPr>
         <w:jc w:val="left"/>
         <w:rPr>
-          <w:rFonts w:hint="eastAsia"/>
           <w:b/>
           <w:bCs/>
         </w:rPr>
@@ -230,23 +229,15 @@
           <w:b/>
           <w:bCs/>
         </w:rPr>
-        <w:t xml:space="preserve">rm -rf </w:t>
-      </w:r>
-      <w:proofErr w:type="spellStart"/>
-      <w:r>
-        <w:rPr>
-          <w:b/>
-          <w:bCs/>
-        </w:rPr>
-        <w:t>qmk_firmware</w:t>
-      </w:r>
-      <w:proofErr w:type="spellEnd"/>
-    </w:p>
-    <w:p>
-      <w:pPr>
-        <w:widowControl/>
-        <w:jc w:val="left"/>
-        <w:rPr>
+        <w:t>rm -rf qmk_firmware</w:t>
+      </w:r>
+    </w:p>
+    <w:p>
+      <w:pPr>
+        <w:widowControl/>
+        <w:jc w:val="left"/>
+        <w:rPr>
+          <w:rFonts w:hint="eastAsia"/>
           <w:b/>
           <w:bCs/>
         </w:rPr>
@@ -258,38 +249,45 @@
         </w:rPr>
         <w:t># QMKのキャッシュ設定も一度クリア</w:t>
       </w:r>
-    </w:p>
-    <w:p>
-      <w:pPr>
-        <w:widowControl/>
-        <w:jc w:val="left"/>
-        <w:rPr>
-          <w:b/>
-          <w:bCs/>
-        </w:rPr>
-      </w:pPr>
-      <w:r>
-        <w:rPr>
-          <w:b/>
-          <w:bCs/>
-        </w:rPr>
-        <w:t>rm -rf /C/Users/$USER/</w:t>
-      </w:r>
-      <w:proofErr w:type="spellStart"/>
-      <w:r>
-        <w:rPr>
-          <w:b/>
-          <w:bCs/>
-        </w:rPr>
-        <w:t>AppData</w:t>
-      </w:r>
-      <w:proofErr w:type="spellEnd"/>
-      <w:r>
-        <w:rPr>
-          <w:b/>
-          <w:bCs/>
-        </w:rPr>
-        <w:t>/Local/QMK.EXE</w:t>
+      <w:r>
+        <w:rPr>
+          <w:rFonts w:hint="eastAsia"/>
+          <w:b/>
+          <w:bCs/>
+        </w:rPr>
+        <w:t>(</w:t>
+      </w:r>
+      <w:r>
+        <w:rPr>
+          <w:b/>
+          <w:bCs/>
+        </w:rPr>
+        <w:t>$USER</w:t>
+      </w:r>
+      <w:r>
+        <w:rPr>
+          <w:rFonts w:hint="eastAsia"/>
+          <w:b/>
+          <w:bCs/>
+        </w:rPr>
+        <w:t>を自身で書き換えてください)</w:t>
+      </w:r>
+    </w:p>
+    <w:p>
+      <w:pPr>
+        <w:widowControl/>
+        <w:jc w:val="left"/>
+        <w:rPr>
+          <w:b/>
+          <w:bCs/>
+        </w:rPr>
+      </w:pPr>
+      <w:r>
+        <w:rPr>
+          <w:b/>
+          <w:bCs/>
+        </w:rPr>
+        <w:t>rm -rf /C/Users/$USER/AppData/Local/QMK.EXE</w:t>
       </w:r>
     </w:p>
     <w:p>
@@ -318,37 +316,12 @@
           <w:bCs/>
         </w:rPr>
       </w:pPr>
-      <w:proofErr w:type="spellStart"/>
-      <w:r>
-        <w:rPr>
-          <w:b/>
-          <w:bCs/>
-        </w:rPr>
-        <w:t>qmk</w:t>
-      </w:r>
-      <w:proofErr w:type="spellEnd"/>
-      <w:r>
-        <w:rPr>
-          <w:b/>
-          <w:bCs/>
-        </w:rPr>
-        <w:t xml:space="preserve"> config </w:t>
-      </w:r>
-      <w:proofErr w:type="spellStart"/>
-      <w:r>
-        <w:rPr>
-          <w:b/>
-          <w:bCs/>
-        </w:rPr>
-        <w:t>user.qmk_home</w:t>
-      </w:r>
-      <w:proofErr w:type="spellEnd"/>
-      <w:r>
-        <w:rPr>
-          <w:b/>
-          <w:bCs/>
-        </w:rPr>
-        <w:t>=none</w:t>
+      <w:r>
+        <w:rPr>
+          <w:b/>
+          <w:bCs/>
+        </w:rPr>
+        <w:t>qmk config user.qmk_home=none</w:t>
       </w:r>
     </w:p>
     <w:p>
@@ -407,237 +380,151 @@
         <w:widowControl/>
         <w:jc w:val="left"/>
         <w:rPr>
+          <w:b/>
+          <w:bCs/>
+        </w:rPr>
+      </w:pPr>
+      <w:r>
+        <w:rPr>
+          <w:b/>
+          <w:bCs/>
+        </w:rPr>
+        <w:t>qmk setup を使わず、標準の git コマンドで、部品（サブモジュール）も含めて一気にダウンロードします。この方法なら認証エラーを回避しやすくなります。</w:t>
+      </w:r>
+    </w:p>
+    <w:p>
+      <w:pPr>
+        <w:widowControl/>
+        <w:jc w:val="left"/>
+        <w:rPr>
+          <w:b/>
+          <w:bCs/>
+        </w:rPr>
+      </w:pPr>
+      <w:r>
+        <w:rPr>
+          <w:b/>
+          <w:bCs/>
+        </w:rPr>
+        <w:t># BastardKB公式のリポジトリを、部品も含めて丸ごとダウンロード（少し時間がかかります）</w:t>
+      </w:r>
+    </w:p>
+    <w:p>
+      <w:pPr>
+        <w:widowControl/>
+        <w:jc w:val="left"/>
+        <w:rPr>
+          <w:b/>
+          <w:bCs/>
+        </w:rPr>
+      </w:pPr>
+      <w:r>
+        <w:rPr>
+          <w:b/>
+          <w:bCs/>
+        </w:rPr>
+        <w:t>git clone --recursive --depth 1 -b bkb-master https://github.com/Bastardkb/bastardkb-qmk.git ~/qmk_firmware</w:t>
+      </w:r>
+    </w:p>
+    <w:p>
+      <w:pPr>
+        <w:widowControl/>
+        <w:jc w:val="left"/>
+        <w:rPr>
+          <w:b/>
+          <w:bCs/>
+        </w:rPr>
+      </w:pPr>
+      <w:r>
+        <w:rPr>
+          <w:b/>
+          <w:bCs/>
+        </w:rPr>
+        <w:t># ダウンロードした場所を QMK に教える</w:t>
+      </w:r>
+    </w:p>
+    <w:p>
+      <w:pPr>
+        <w:widowControl/>
+        <w:jc w:val="left"/>
+        <w:rPr>
+          <w:b/>
+          <w:bCs/>
+        </w:rPr>
+      </w:pPr>
+      <w:r>
+        <w:rPr>
+          <w:b/>
+          <w:bCs/>
+        </w:rPr>
+        <w:t>cd ~/qmk_firmware</w:t>
+      </w:r>
+    </w:p>
+    <w:p>
+      <w:pPr>
+        <w:widowControl/>
+        <w:jc w:val="left"/>
+        <w:rPr>
+          <w:b/>
+          <w:bCs/>
+        </w:rPr>
+      </w:pPr>
+      <w:r>
+        <w:rPr>
+          <w:b/>
+          <w:bCs/>
+        </w:rPr>
+        <w:t>qmk config user.qmk_home=$(pwd)</w:t>
+      </w:r>
+    </w:p>
+    <w:p>
+      <w:pPr>
+        <w:widowControl/>
+        <w:jc w:val="left"/>
+        <w:rPr>
+          <w:b/>
+          <w:bCs/>
+        </w:rPr>
+      </w:pPr>
+    </w:p>
+    <w:p>
+      <w:pPr>
+        <w:widowControl/>
+        <w:jc w:val="left"/>
+        <w:rPr>
+          <w:b/>
+          <w:bCs/>
+        </w:rPr>
+      </w:pPr>
+      <w:r>
+        <w:rPr>
           <w:rFonts w:hint="eastAsia"/>
           <w:b/>
           <w:bCs/>
         </w:rPr>
-      </w:pPr>
-      <w:proofErr w:type="spellStart"/>
-      <w:r>
-        <w:rPr>
-          <w:b/>
-          <w:bCs/>
-        </w:rPr>
-        <w:t>qmk</w:t>
-      </w:r>
-      <w:proofErr w:type="spellEnd"/>
-      <w:r>
-        <w:rPr>
-          <w:b/>
-          <w:bCs/>
-        </w:rPr>
-        <w:t xml:space="preserve"> setup を使わず、標準の git コマンドで、部品（サブモジュール）も含めて一気にダウンロードします。この方法なら認証エラーを回避しやすくなります。</w:t>
-      </w:r>
-    </w:p>
-    <w:p>
-      <w:pPr>
-        <w:widowControl/>
-        <w:jc w:val="left"/>
-        <w:rPr>
-          <w:b/>
-          <w:bCs/>
-        </w:rPr>
-      </w:pPr>
-      <w:r>
-        <w:rPr>
-          <w:b/>
-          <w:bCs/>
-        </w:rPr>
-        <w:t># BastardKB公式のリポジトリを、部品も含めて丸ごとダウンロード（少し時間がかかります）</w:t>
-      </w:r>
-    </w:p>
-    <w:p>
-      <w:pPr>
-        <w:widowControl/>
-        <w:jc w:val="left"/>
-        <w:rPr>
-          <w:b/>
-          <w:bCs/>
-        </w:rPr>
-      </w:pPr>
-      <w:r>
-        <w:rPr>
-          <w:b/>
-          <w:bCs/>
-        </w:rPr>
-        <w:t xml:space="preserve">git clone --recursive --depth 1 -b </w:t>
-      </w:r>
-      <w:proofErr w:type="spellStart"/>
-      <w:r>
-        <w:rPr>
-          <w:b/>
-          <w:bCs/>
-        </w:rPr>
-        <w:t>bkb</w:t>
-      </w:r>
-      <w:proofErr w:type="spellEnd"/>
-      <w:r>
-        <w:rPr>
-          <w:b/>
-          <w:bCs/>
-        </w:rPr>
-        <w:t>-master https://github.com/Bastardkb/bastardkb-qmk.git ~/</w:t>
-      </w:r>
-      <w:proofErr w:type="spellStart"/>
-      <w:r>
-        <w:rPr>
-          <w:b/>
-          <w:bCs/>
-        </w:rPr>
-        <w:t>qmk_firmware</w:t>
-      </w:r>
-      <w:proofErr w:type="spellEnd"/>
-    </w:p>
-    <w:p>
-      <w:pPr>
-        <w:widowControl/>
-        <w:jc w:val="left"/>
-        <w:rPr>
-          <w:b/>
-          <w:bCs/>
-        </w:rPr>
-      </w:pPr>
-      <w:r>
-        <w:rPr>
-          <w:b/>
-          <w:bCs/>
-        </w:rPr>
-        <w:t># ダウンロードした場所を QMK に教える</w:t>
-      </w:r>
-    </w:p>
-    <w:p>
-      <w:pPr>
-        <w:widowControl/>
-        <w:jc w:val="left"/>
-        <w:rPr>
-          <w:b/>
-          <w:bCs/>
-        </w:rPr>
-      </w:pPr>
-      <w:r>
-        <w:rPr>
-          <w:b/>
-          <w:bCs/>
-        </w:rPr>
-        <w:t>cd ~/</w:t>
-      </w:r>
-      <w:proofErr w:type="spellStart"/>
-      <w:r>
-        <w:rPr>
-          <w:b/>
-          <w:bCs/>
-        </w:rPr>
-        <w:t>qmk_firmware</w:t>
-      </w:r>
-      <w:proofErr w:type="spellEnd"/>
-    </w:p>
-    <w:p>
-      <w:pPr>
-        <w:widowControl/>
-        <w:jc w:val="left"/>
-        <w:rPr>
-          <w:b/>
-          <w:bCs/>
-        </w:rPr>
-      </w:pPr>
-      <w:proofErr w:type="spellStart"/>
-      <w:r>
-        <w:rPr>
-          <w:b/>
-          <w:bCs/>
-        </w:rPr>
-        <w:t>qmk</w:t>
-      </w:r>
-      <w:proofErr w:type="spellEnd"/>
-      <w:r>
-        <w:rPr>
-          <w:b/>
-          <w:bCs/>
-        </w:rPr>
-        <w:t xml:space="preserve"> config </w:t>
-      </w:r>
-      <w:proofErr w:type="spellStart"/>
-      <w:r>
-        <w:rPr>
-          <w:b/>
-          <w:bCs/>
-        </w:rPr>
-        <w:t>user.qmk_home</w:t>
-      </w:r>
-      <w:proofErr w:type="spellEnd"/>
-      <w:r>
-        <w:rPr>
-          <w:b/>
-          <w:bCs/>
-        </w:rPr>
-        <w:t>=$(</w:t>
-      </w:r>
-      <w:proofErr w:type="spellStart"/>
-      <w:r>
-        <w:rPr>
-          <w:b/>
-          <w:bCs/>
-        </w:rPr>
-        <w:t>pwd</w:t>
-      </w:r>
-      <w:proofErr w:type="spellEnd"/>
-      <w:r>
-        <w:rPr>
-          <w:b/>
-          <w:bCs/>
-        </w:rPr>
-        <w:t>)</w:t>
-      </w:r>
-    </w:p>
-    <w:p>
-      <w:pPr>
-        <w:widowControl/>
-        <w:jc w:val="left"/>
-        <w:rPr>
-          <w:b/>
-          <w:bCs/>
-        </w:rPr>
-      </w:pPr>
-    </w:p>
-    <w:p>
-      <w:pPr>
-        <w:widowControl/>
-        <w:jc w:val="left"/>
+        <w:t>#3. ビルド</w:t>
+      </w:r>
+      <w:r>
         <w:rPr>
           <w:rFonts w:hint="eastAsia"/>
           <w:b/>
           <w:bCs/>
         </w:rPr>
-      </w:pPr>
+        <w:t>実行(</w:t>
+      </w:r>
+      <w:r>
+        <w:rPr>
+          <w:b/>
+          <w:bCs/>
+        </w:rPr>
+        <w:t>bastardkb_charybdis_4x6_default.uf2</w:t>
+      </w:r>
       <w:r>
         <w:rPr>
           <w:rFonts w:hint="eastAsia"/>
           <w:b/>
           <w:bCs/>
         </w:rPr>
-        <w:t>#3. ビルド</w:t>
-      </w:r>
-      <w:r>
-        <w:rPr>
-          <w:rFonts w:hint="eastAsia"/>
-          <w:b/>
-          <w:bCs/>
-        </w:rPr>
-        <w:t>実行(</w:t>
-      </w:r>
-      <w:r>
-        <w:rPr>
-          <w:b/>
-          <w:bCs/>
-        </w:rPr>
-        <w:t>bastardkb_charybdis_4x6_default.uf2</w:t>
-      </w:r>
-      <w:r>
-        <w:rPr>
-          <w:rFonts w:hint="eastAsia"/>
-          <w:b/>
-          <w:bCs/>
-        </w:rPr>
         <w:t>の生成)</w:t>
       </w:r>
     </w:p>
@@ -667,21 +554,12 @@
           <w:bCs/>
         </w:rPr>
       </w:pPr>
-      <w:proofErr w:type="spellStart"/>
-      <w:r>
-        <w:rPr>
-          <w:b/>
-          <w:bCs/>
-        </w:rPr>
-        <w:t>qmk</w:t>
-      </w:r>
-      <w:proofErr w:type="spellEnd"/>
-      <w:r>
-        <w:rPr>
-          <w:b/>
-          <w:bCs/>
-        </w:rPr>
-        <w:t xml:space="preserve"> clean</w:t>
+      <w:r>
+        <w:rPr>
+          <w:b/>
+          <w:bCs/>
+        </w:rPr>
+        <w:t>qmk clean</w:t>
       </w:r>
     </w:p>
     <w:p>
@@ -737,53 +615,12 @@
           <w:bCs/>
         </w:rPr>
       </w:pPr>
-      <w:proofErr w:type="spellStart"/>
-      <w:r>
-        <w:rPr>
-          <w:b/>
-          <w:bCs/>
-        </w:rPr>
-        <w:t>qmk</w:t>
-      </w:r>
-      <w:proofErr w:type="spellEnd"/>
-      <w:r>
-        <w:rPr>
-          <w:b/>
-          <w:bCs/>
-        </w:rPr>
-        <w:t xml:space="preserve"> compile -kb </w:t>
-      </w:r>
-      <w:proofErr w:type="spellStart"/>
-      <w:r>
-        <w:rPr>
-          <w:b/>
-          <w:bCs/>
-        </w:rPr>
-        <w:t>bastardkb</w:t>
-      </w:r>
-      <w:proofErr w:type="spellEnd"/>
-      <w:r>
-        <w:rPr>
-          <w:b/>
-          <w:bCs/>
-        </w:rPr>
-        <w:t>/</w:t>
-      </w:r>
-      <w:proofErr w:type="spellStart"/>
-      <w:r>
-        <w:rPr>
-          <w:b/>
-          <w:bCs/>
-        </w:rPr>
-        <w:t>charybdis</w:t>
-      </w:r>
-      <w:proofErr w:type="spellEnd"/>
-      <w:r>
-        <w:rPr>
-          <w:b/>
-          <w:bCs/>
-        </w:rPr>
-        <w:t>/4x6 -km default -e VIA_ENABLE=yes -e VIAL_ENABLE=yes</w:t>
+      <w:r>
+        <w:rPr>
+          <w:b/>
+          <w:bCs/>
+        </w:rPr>
+        <w:t>qmk compile -kb bastardkb/charybdis/4x6 -km default -e VIA_ENABLE=yes -e VIAL_ENABLE=yes</w:t>
       </w:r>
     </w:p>
     <w:p>
@@ -843,7 +680,6 @@
         <w:widowControl/>
         <w:jc w:val="left"/>
         <w:rPr>
-          <w:rFonts w:hint="eastAsia"/>
           <w:b/>
           <w:bCs/>
         </w:rPr>
@@ -867,21 +703,7 @@
           <w:b/>
           <w:bCs/>
         </w:rPr>
-        <w:t>\qmk_firmware</w:t>
-      </w:r>
-      <w:r>
-        <w:rPr>
-          <w:b/>
-          <w:bCs/>
-        </w:rPr>
-        <w:t xml:space="preserve"> </w:t>
-      </w:r>
-      <w:r>
-        <w:rPr>
-          <w:b/>
-          <w:bCs/>
-        </w:rPr>
-        <w:t>"</w:t>
+        <w:t>\qmk_firmware "</w:t>
       </w:r>
       <w:r>
         <w:rPr>
@@ -998,17 +820,16 @@
         <w:widowControl/>
         <w:jc w:val="left"/>
         <w:rPr>
+          <w:b/>
+          <w:bCs/>
+        </w:rPr>
+      </w:pPr>
+      <w:r>
+        <w:rPr>
           <w:rFonts w:hint="eastAsia"/>
           <w:b/>
           <w:bCs/>
         </w:rPr>
-      </w:pPr>
-      <w:r>
-        <w:rPr>
-          <w:rFonts w:hint="eastAsia"/>
-          <w:b/>
-          <w:bCs/>
-        </w:rPr>
         <w:t>[カスタマイズ]</w:t>
       </w:r>
     </w:p>
@@ -1055,69 +876,12 @@
           <w:bCs/>
         </w:rPr>
       </w:pPr>
-      <w:proofErr w:type="spellStart"/>
-      <w:r>
-        <w:rPr>
-          <w:b/>
-          <w:bCs/>
-        </w:rPr>
-        <w:t>qmk_firmware</w:t>
-      </w:r>
-      <w:proofErr w:type="spellEnd"/>
-      <w:r>
-        <w:rPr>
-          <w:b/>
-          <w:bCs/>
-        </w:rPr>
-        <w:t>/keyboards/</w:t>
-      </w:r>
-      <w:proofErr w:type="spellStart"/>
-      <w:r>
-        <w:rPr>
-          <w:b/>
-          <w:bCs/>
-        </w:rPr>
-        <w:t>bastardkb</w:t>
-      </w:r>
-      <w:proofErr w:type="spellEnd"/>
-      <w:r>
-        <w:rPr>
-          <w:b/>
-          <w:bCs/>
-        </w:rPr>
-        <w:t>/</w:t>
-      </w:r>
-      <w:proofErr w:type="spellStart"/>
-      <w:r>
-        <w:rPr>
-          <w:b/>
-          <w:bCs/>
-        </w:rPr>
-        <w:t>charybdis</w:t>
-      </w:r>
-      <w:proofErr w:type="spellEnd"/>
-      <w:r>
-        <w:rPr>
-          <w:b/>
-          <w:bCs/>
-        </w:rPr>
-        <w:t>/4x6/</w:t>
-      </w:r>
-      <w:proofErr w:type="spellStart"/>
-      <w:r>
-        <w:rPr>
-          <w:b/>
-          <w:bCs/>
-        </w:rPr>
-        <w:t>config.h</w:t>
-      </w:r>
-      <w:proofErr w:type="spellEnd"/>
-      <w:r>
-        <w:rPr>
-          <w:b/>
-          <w:bCs/>
-        </w:rPr>
-        <w:t xml:space="preserve"> をテキストエディタで開きます 。</w:t>
+      <w:r>
+        <w:rPr>
+          <w:b/>
+          <w:bCs/>
+        </w:rPr>
+        <w:t>qmk_firmware/keyboards/bastardkb/charybdis/4x6/config.h をテキストエディタで開きます 。</w:t>
       </w:r>
     </w:p>
     <w:p>
@@ -1216,74 +980,16 @@
         <w:widowControl/>
         <w:jc w:val="left"/>
         <w:rPr>
-          <w:rFonts w:hint="eastAsia"/>
-          <w:b/>
-          <w:bCs/>
-        </w:rPr>
-      </w:pPr>
-      <w:proofErr w:type="spellStart"/>
-      <w:r>
-        <w:rPr>
-          <w:b/>
-          <w:bCs/>
-        </w:rPr>
-        <w:t>qmk_firmware</w:t>
-      </w:r>
-      <w:proofErr w:type="spellEnd"/>
-      <w:r>
-        <w:rPr>
-          <w:b/>
-          <w:bCs/>
-        </w:rPr>
-        <w:t>/keyboards/</w:t>
-      </w:r>
-      <w:proofErr w:type="spellStart"/>
-      <w:r>
-        <w:rPr>
-          <w:b/>
-          <w:bCs/>
-        </w:rPr>
-        <w:t>bastardkb</w:t>
-      </w:r>
-      <w:proofErr w:type="spellEnd"/>
-      <w:r>
-        <w:rPr>
-          <w:b/>
-          <w:bCs/>
-        </w:rPr>
-        <w:t>/</w:t>
-      </w:r>
-      <w:proofErr w:type="spellStart"/>
-      <w:r>
-        <w:rPr>
-          <w:b/>
-          <w:bCs/>
-        </w:rPr>
-        <w:t>charybdis</w:t>
-      </w:r>
-      <w:proofErr w:type="spellEnd"/>
-      <w:r>
-        <w:rPr>
-          <w:b/>
-          <w:bCs/>
-        </w:rPr>
-        <w:t>/4x6/</w:t>
-      </w:r>
-      <w:proofErr w:type="spellStart"/>
-      <w:r>
-        <w:rPr>
-          <w:b/>
-          <w:bCs/>
-        </w:rPr>
-        <w:t>keyboard.json</w:t>
-      </w:r>
-      <w:proofErr w:type="spellEnd"/>
-      <w:r>
-        <w:rPr>
-          <w:b/>
-          <w:bCs/>
-        </w:rPr>
-        <w:t xml:space="preserve"> を開きます。</w:t>
+          <w:b/>
+          <w:bCs/>
+        </w:rPr>
+      </w:pPr>
+      <w:r>
+        <w:rPr>
+          <w:b/>
+          <w:bCs/>
+        </w:rPr>
+        <w:t>qmk_firmware/keyboards/bastardkb/charybdis/4x6/keyboard.json を開きます。</w:t>
       </w:r>
       <w:r>
         <w:rPr>
@@ -1662,7 +1368,6 @@
         <w:widowControl/>
         <w:jc w:val="left"/>
         <w:rPr>
-          <w:rFonts w:hint="eastAsia"/>
           <w:sz w:val="16"/>
           <w:szCs w:val="16"/>
         </w:rPr>
@@ -1698,7 +1403,6 @@
         <w:widowControl/>
         <w:jc w:val="left"/>
         <w:rPr>
-          <w:rFonts w:hint="eastAsia"/>
           <w:szCs w:val="21"/>
         </w:rPr>
       </w:pPr>
@@ -1783,557 +1487,546 @@
         <w:widowControl/>
         <w:jc w:val="left"/>
         <w:rPr>
+          <w:szCs w:val="21"/>
+        </w:rPr>
+      </w:pPr>
+    </w:p>
+    <w:p>
+      <w:pPr>
+        <w:widowControl/>
+        <w:jc w:val="left"/>
+        <w:rPr>
+          <w:b/>
+          <w:bCs/>
+          <w:highlight w:val="lightGray"/>
+        </w:rPr>
+      </w:pPr>
+    </w:p>
+    <w:p>
+      <w:pPr>
+        <w:widowControl/>
+        <w:jc w:val="left"/>
+        <w:rPr>
+          <w:b/>
+          <w:bCs/>
+          <w:highlight w:val="lightGray"/>
+        </w:rPr>
+      </w:pPr>
+      <w:r>
+        <w:rPr>
+          <w:b/>
+          <w:bCs/>
+          <w:highlight w:val="lightGray"/>
+        </w:rPr>
+        <w:br w:type="page"/>
+      </w:r>
+    </w:p>
+    <w:p>
+      <w:pPr>
+        <w:widowControl/>
+        <w:jc w:val="left"/>
+        <w:rPr>
+          <w:b/>
+          <w:bCs/>
+          <w:highlight w:val="lightGray"/>
+        </w:rPr>
+      </w:pPr>
+    </w:p>
+    <w:p>
+      <w:pPr>
+        <w:widowControl/>
+        <w:jc w:val="left"/>
+        <w:rPr>
+          <w:b/>
+          <w:bCs/>
+        </w:rPr>
+      </w:pPr>
+      <w:r>
+        <w:rPr>
           <w:rFonts w:hint="eastAsia"/>
-          <w:szCs w:val="21"/>
-        </w:rPr>
-      </w:pPr>
-    </w:p>
-    <w:p>
-      <w:pPr>
-        <w:widowControl/>
-        <w:jc w:val="left"/>
-        <w:rPr>
-          <w:b/>
-          <w:bCs/>
-          <w:highlight w:val="lightGray"/>
-        </w:rPr>
-      </w:pPr>
-    </w:p>
-    <w:p>
-      <w:pPr>
-        <w:widowControl/>
-        <w:jc w:val="left"/>
-        <w:rPr>
-          <w:b/>
-          <w:bCs/>
-          <w:highlight w:val="lightGray"/>
-        </w:rPr>
-      </w:pPr>
-      <w:r>
-        <w:rPr>
-          <w:b/>
-          <w:bCs/>
-          <w:highlight w:val="lightGray"/>
-        </w:rPr>
-        <w:br w:type="page"/>
-      </w:r>
-    </w:p>
-    <w:p>
-      <w:pPr>
-        <w:widowControl/>
-        <w:jc w:val="left"/>
-        <w:rPr>
-          <w:b/>
-          <w:bCs/>
-          <w:highlight w:val="lightGray"/>
-        </w:rPr>
-      </w:pPr>
-    </w:p>
-    <w:p>
-      <w:pPr>
-        <w:widowControl/>
-        <w:jc w:val="left"/>
-        <w:rPr>
-          <w:b/>
-          <w:bCs/>
-        </w:rPr>
-      </w:pPr>
+          <w:b/>
+          <w:bCs/>
+        </w:rPr>
+        <w:t>3.</w:t>
+      </w:r>
       <w:r>
         <w:rPr>
           <w:rFonts w:hint="eastAsia"/>
           <w:b/>
           <w:bCs/>
         </w:rPr>
-        <w:t>3.</w:t>
-      </w:r>
+        <w:t>VIAの</w:t>
+      </w:r>
+      <w:r>
+        <w:rPr>
+          <w:b/>
+          <w:bCs/>
+        </w:rPr>
+        <w:t>親指キーの配置（左 5・右 3）を修正する</w:t>
+      </w:r>
+    </w:p>
+    <w:p>
+      <w:pPr>
+        <w:widowControl/>
+        <w:jc w:val="left"/>
+        <w:rPr>
+          <w:b/>
+          <w:bCs/>
+        </w:rPr>
+      </w:pPr>
       <w:r>
         <w:rPr>
           <w:rFonts w:hint="eastAsia"/>
           <w:b/>
           <w:bCs/>
         </w:rPr>
-        <w:t>VIAの</w:t>
-      </w:r>
-      <w:r>
-        <w:rPr>
-          <w:b/>
-          <w:bCs/>
-        </w:rPr>
-        <w:t>親指キーの配置（左 5・右 3）を修正する</w:t>
-      </w:r>
-    </w:p>
-    <w:p>
-      <w:pPr>
-        <w:widowControl/>
-        <w:jc w:val="left"/>
-        <w:rPr>
-          <w:b/>
-          <w:bCs/>
-        </w:rPr>
-      </w:pPr>
+        <w:t>デスクトップに</w:t>
+      </w:r>
+      <w:r>
+        <w:rPr>
+          <w:b/>
+          <w:bCs/>
+        </w:rPr>
+        <w:t>via_layout.json</w:t>
+      </w:r>
       <w:r>
         <w:rPr>
           <w:rFonts w:hint="eastAsia"/>
           <w:b/>
           <w:bCs/>
         </w:rPr>
-        <w:t>デスクトップに</w:t>
-      </w:r>
-      <w:proofErr w:type="spellStart"/>
-      <w:r>
-        <w:rPr>
-          <w:b/>
-          <w:bCs/>
-        </w:rPr>
-        <w:t>via_layout.json</w:t>
-      </w:r>
-      <w:proofErr w:type="spellEnd"/>
+        <w:t>の作製</w:t>
+      </w:r>
+    </w:p>
+    <w:p>
+      <w:pPr>
+        <w:widowControl/>
+        <w:jc w:val="left"/>
+        <w:rPr>
+          <w:b/>
+          <w:bCs/>
+        </w:rPr>
+      </w:pPr>
+    </w:p>
+    <w:p>
+      <w:pPr>
+        <w:widowControl/>
+        <w:jc w:val="left"/>
+        <w:rPr>
+          <w:b/>
+          <w:bCs/>
+          <w:szCs w:val="21"/>
+        </w:rPr>
+      </w:pPr>
+      <w:r>
+        <w:rPr>
+          <w:b/>
+          <w:bCs/>
+          <w:szCs w:val="21"/>
+        </w:rPr>
+        <w:t>{</w:t>
+      </w:r>
+    </w:p>
+    <w:p>
+      <w:pPr>
+        <w:widowControl/>
+        <w:jc w:val="left"/>
+        <w:rPr>
+          <w:b/>
+          <w:bCs/>
+          <w:szCs w:val="21"/>
+        </w:rPr>
+      </w:pPr>
+      <w:r>
+        <w:rPr>
+          <w:b/>
+          <w:bCs/>
+          <w:szCs w:val="21"/>
+        </w:rPr>
+        <w:t xml:space="preserve">  "name": "Charybdis 4x6 (5-3 Thumb)",</w:t>
+      </w:r>
+    </w:p>
+    <w:p>
+      <w:pPr>
+        <w:widowControl/>
+        <w:jc w:val="left"/>
+        <w:rPr>
+          <w:b/>
+          <w:bCs/>
+          <w:szCs w:val="21"/>
+        </w:rPr>
+      </w:pPr>
+      <w:r>
+        <w:rPr>
+          <w:b/>
+          <w:bCs/>
+          <w:szCs w:val="21"/>
+        </w:rPr>
+        <w:t xml:space="preserve">  "vendorId": "0xA8F8",</w:t>
+      </w:r>
+    </w:p>
+    <w:p>
+      <w:pPr>
+        <w:widowControl/>
+        <w:jc w:val="left"/>
+        <w:rPr>
+          <w:b/>
+          <w:bCs/>
+          <w:szCs w:val="21"/>
+        </w:rPr>
+      </w:pPr>
+      <w:r>
+        <w:rPr>
+          <w:b/>
+          <w:bCs/>
+          <w:szCs w:val="21"/>
+        </w:rPr>
+        <w:t xml:space="preserve">  "productId": "0x1833",</w:t>
+      </w:r>
+    </w:p>
+    <w:p>
+      <w:pPr>
+        <w:widowControl/>
+        <w:jc w:val="left"/>
+        <w:rPr>
+          <w:b/>
+          <w:bCs/>
+          <w:szCs w:val="21"/>
+        </w:rPr>
+      </w:pPr>
+      <w:r>
+        <w:rPr>
+          <w:b/>
+          <w:bCs/>
+          <w:szCs w:val="21"/>
+        </w:rPr>
+        <w:t xml:space="preserve">  "lighting": "none",</w:t>
+      </w:r>
+    </w:p>
+    <w:p>
+      <w:pPr>
+        <w:widowControl/>
+        <w:jc w:val="left"/>
+        <w:rPr>
+          <w:b/>
+          <w:bCs/>
+          <w:szCs w:val="21"/>
+        </w:rPr>
+      </w:pPr>
+      <w:r>
+        <w:rPr>
+          <w:b/>
+          <w:bCs/>
+          <w:szCs w:val="21"/>
+        </w:rPr>
+        <w:t xml:space="preserve">  "matrix": {</w:t>
+      </w:r>
+    </w:p>
+    <w:p>
+      <w:pPr>
+        <w:widowControl/>
+        <w:jc w:val="left"/>
+        <w:rPr>
+          <w:b/>
+          <w:bCs/>
+          <w:szCs w:val="21"/>
+        </w:rPr>
+      </w:pPr>
+      <w:r>
+        <w:rPr>
+          <w:b/>
+          <w:bCs/>
+          <w:szCs w:val="21"/>
+        </w:rPr>
+        <w:t xml:space="preserve">    "rows": 10,</w:t>
+      </w:r>
+    </w:p>
+    <w:p>
+      <w:pPr>
+        <w:widowControl/>
+        <w:jc w:val="left"/>
+        <w:rPr>
+          <w:b/>
+          <w:bCs/>
+          <w:szCs w:val="21"/>
+        </w:rPr>
+      </w:pPr>
+      <w:r>
+        <w:rPr>
+          <w:b/>
+          <w:bCs/>
+          <w:szCs w:val="21"/>
+        </w:rPr>
+        <w:t xml:space="preserve">    "cols": 6</w:t>
+      </w:r>
+    </w:p>
+    <w:p>
+      <w:pPr>
+        <w:widowControl/>
+        <w:jc w:val="left"/>
+        <w:rPr>
+          <w:b/>
+          <w:bCs/>
+          <w:szCs w:val="21"/>
+        </w:rPr>
+      </w:pPr>
+      <w:r>
+        <w:rPr>
+          <w:b/>
+          <w:bCs/>
+          <w:szCs w:val="21"/>
+        </w:rPr>
+        <w:t xml:space="preserve">  },</w:t>
+      </w:r>
+    </w:p>
+    <w:p>
+      <w:pPr>
+        <w:widowControl/>
+        <w:jc w:val="left"/>
+        <w:rPr>
+          <w:b/>
+          <w:bCs/>
+          <w:szCs w:val="21"/>
+        </w:rPr>
+      </w:pPr>
+      <w:r>
+        <w:rPr>
+          <w:b/>
+          <w:bCs/>
+          <w:szCs w:val="21"/>
+        </w:rPr>
+        <w:t xml:space="preserve">  "layouts": {</w:t>
+      </w:r>
+    </w:p>
+    <w:p>
+      <w:pPr>
+        <w:widowControl/>
+        <w:jc w:val="left"/>
+        <w:rPr>
+          <w:b/>
+          <w:bCs/>
+          <w:szCs w:val="21"/>
+        </w:rPr>
+      </w:pPr>
+      <w:r>
+        <w:rPr>
+          <w:b/>
+          <w:bCs/>
+          <w:szCs w:val="21"/>
+        </w:rPr>
+        <w:t xml:space="preserve">    "keymap": [</w:t>
+      </w:r>
+    </w:p>
+    <w:p>
+      <w:pPr>
+        <w:widowControl/>
+        <w:jc w:val="left"/>
+        <w:rPr>
+          <w:b/>
+          <w:bCs/>
+          <w:szCs w:val="21"/>
+        </w:rPr>
+      </w:pPr>
+      <w:r>
+        <w:rPr>
+          <w:b/>
+          <w:bCs/>
+          <w:szCs w:val="21"/>
+        </w:rPr>
+        <w:t xml:space="preserve">      [{"y": 0, "x": 0}, "0,0", "0,1", "0,2", "0,3", "0,4", "0,5", {"x": 5}, "5,5", "5,4", "5,3", "5,2", "5,1", "5,0"],</w:t>
+      </w:r>
+    </w:p>
+    <w:p>
+      <w:pPr>
+        <w:widowControl/>
+        <w:jc w:val="left"/>
+        <w:rPr>
+          <w:b/>
+          <w:bCs/>
+          <w:szCs w:val="21"/>
+        </w:rPr>
+      </w:pPr>
+      <w:r>
+        <w:rPr>
+          <w:b/>
+          <w:bCs/>
+          <w:szCs w:val="21"/>
+        </w:rPr>
+        <w:t xml:space="preserve">      [{"y": 1, "x": 0}, "1,0", "1,1", "1,2", "1,3", "1,4", "1,5", {"x": 5}, "6,5", "6,4", "6,3", "6,2", "6,1", "6,0"],</w:t>
+      </w:r>
+    </w:p>
+    <w:p>
+      <w:pPr>
+        <w:widowControl/>
+        <w:jc w:val="left"/>
+        <w:rPr>
+          <w:b/>
+          <w:bCs/>
+          <w:szCs w:val="21"/>
+        </w:rPr>
+      </w:pPr>
+      <w:r>
+        <w:rPr>
+          <w:b/>
+          <w:bCs/>
+          <w:szCs w:val="21"/>
+        </w:rPr>
+        <w:t xml:space="preserve">      [{"y": 2, "x": 0}, "2,0", "2,1", "2,2", "2,3", "2,4", "2,5", {"x": 5}, "7,5", "7,4", "7,3", "7,2", "7,1", "7,0"],</w:t>
+      </w:r>
+    </w:p>
+    <w:p>
+      <w:pPr>
+        <w:widowControl/>
+        <w:jc w:val="left"/>
+        <w:rPr>
+          <w:b/>
+          <w:bCs/>
+          <w:szCs w:val="21"/>
+        </w:rPr>
+      </w:pPr>
+      <w:r>
+        <w:rPr>
+          <w:b/>
+          <w:bCs/>
+          <w:szCs w:val="21"/>
+        </w:rPr>
+        <w:t xml:space="preserve">      [{"y": 3, "x": 0}, "3,0", "3,1", "3,2", "3,3", "3,4", "3,5", {"x": 5}, "8,5", "8,4", "8,3", "8,2", "8,1", "8,0"],</w:t>
+      </w:r>
+    </w:p>
+    <w:p>
+      <w:pPr>
+        <w:widowControl/>
+        <w:jc w:val="left"/>
+        <w:rPr>
+          <w:b/>
+          <w:bCs/>
+          <w:szCs w:val="21"/>
+        </w:rPr>
+      </w:pPr>
+      <w:r>
+        <w:rPr>
+          <w:b/>
+          <w:bCs/>
+          <w:szCs w:val="21"/>
+        </w:rPr>
+        <w:t xml:space="preserve">      [{"y": 4.2, "x": 4.5}, "4,3", "4,4", "4,1", {"x": 3}, "9,1", "9,3"],</w:t>
+      </w:r>
+    </w:p>
+    <w:p>
+      <w:pPr>
+        <w:widowControl/>
+        <w:jc w:val="left"/>
+        <w:rPr>
+          <w:b/>
+          <w:bCs/>
+          <w:szCs w:val="21"/>
+        </w:rPr>
+      </w:pPr>
+      <w:r>
+        <w:rPr>
+          <w:b/>
+          <w:bCs/>
+          <w:szCs w:val="21"/>
+        </w:rPr>
+        <w:t xml:space="preserve">      [{"y": 5.2, "x": 5.5}, "4,5", "4,2", {"x": 4}, "9,5"]</w:t>
+      </w:r>
+    </w:p>
+    <w:p>
+      <w:pPr>
+        <w:widowControl/>
+        <w:jc w:val="left"/>
+        <w:rPr>
+          <w:b/>
+          <w:bCs/>
+          <w:szCs w:val="21"/>
+        </w:rPr>
+      </w:pPr>
+      <w:r>
+        <w:rPr>
+          <w:b/>
+          <w:bCs/>
+          <w:szCs w:val="21"/>
+        </w:rPr>
+        <w:t xml:space="preserve">    ]</w:t>
+      </w:r>
+    </w:p>
+    <w:p>
+      <w:pPr>
+        <w:widowControl/>
+        <w:jc w:val="left"/>
+        <w:rPr>
+          <w:b/>
+          <w:bCs/>
+          <w:szCs w:val="21"/>
+        </w:rPr>
+      </w:pPr>
+      <w:r>
+        <w:rPr>
+          <w:b/>
+          <w:bCs/>
+          <w:szCs w:val="21"/>
+        </w:rPr>
+        <w:t xml:space="preserve">  }</w:t>
+      </w:r>
+    </w:p>
+    <w:p>
+      <w:pPr>
+        <w:widowControl/>
+        <w:jc w:val="left"/>
+        <w:rPr>
+          <w:b/>
+          <w:bCs/>
+          <w:szCs w:val="21"/>
+        </w:rPr>
+      </w:pPr>
+      <w:r>
+        <w:rPr>
+          <w:b/>
+          <w:bCs/>
+          <w:szCs w:val="21"/>
+        </w:rPr>
+        <w:t>}</w:t>
+      </w:r>
+    </w:p>
+    <w:p>
+      <w:pPr>
+        <w:widowControl/>
+        <w:jc w:val="left"/>
+        <w:rPr>
+          <w:b/>
+          <w:bCs/>
+          <w:szCs w:val="21"/>
+        </w:rPr>
+      </w:pPr>
+    </w:p>
+    <w:p>
+      <w:pPr>
+        <w:widowControl/>
+        <w:jc w:val="left"/>
+        <w:rPr>
+          <w:b/>
+          <w:bCs/>
+          <w:szCs w:val="21"/>
+        </w:rPr>
+      </w:pPr>
       <w:r>
         <w:rPr>
           <w:rFonts w:hint="eastAsia"/>
           <w:b/>
           <w:bCs/>
-        </w:rPr>
-        <w:t>の作製</w:t>
-      </w:r>
-    </w:p>
-    <w:p>
-      <w:pPr>
-        <w:widowControl/>
-        <w:jc w:val="left"/>
+          <w:szCs w:val="21"/>
+        </w:rPr>
+        <w:t>4.</w:t>
+      </w:r>
+      <w:r>
         <w:rPr>
           <w:rFonts w:hint="eastAsia"/>
           <w:b/>
           <w:bCs/>
-        </w:rPr>
-      </w:pPr>
-    </w:p>
-    <w:p>
-      <w:pPr>
-        <w:widowControl/>
-        <w:jc w:val="left"/>
-        <w:rPr>
-          <w:b/>
-          <w:bCs/>
-          <w:szCs w:val="21"/>
-        </w:rPr>
-      </w:pPr>
-      <w:r>
-        <w:rPr>
-          <w:b/>
-          <w:bCs/>
-          <w:szCs w:val="21"/>
-        </w:rPr>
-        <w:t>{</w:t>
-      </w:r>
-    </w:p>
-    <w:p>
-      <w:pPr>
-        <w:widowControl/>
-        <w:jc w:val="left"/>
-        <w:rPr>
-          <w:b/>
-          <w:bCs/>
-          <w:szCs w:val="21"/>
-        </w:rPr>
-      </w:pPr>
-      <w:r>
-        <w:rPr>
-          <w:b/>
-          <w:bCs/>
-          <w:szCs w:val="21"/>
-        </w:rPr>
-        <w:t xml:space="preserve">  "name": "Charybdis 4x6 (5-3 Thumb)",</w:t>
-      </w:r>
-    </w:p>
-    <w:p>
-      <w:pPr>
-        <w:widowControl/>
-        <w:jc w:val="left"/>
-        <w:rPr>
-          <w:b/>
-          <w:bCs/>
-          <w:szCs w:val="21"/>
-        </w:rPr>
-      </w:pPr>
-      <w:r>
-        <w:rPr>
-          <w:b/>
-          <w:bCs/>
-          <w:szCs w:val="21"/>
-        </w:rPr>
-        <w:t xml:space="preserve">  "</w:t>
-      </w:r>
-      <w:proofErr w:type="spellStart"/>
-      <w:r>
-        <w:rPr>
-          <w:b/>
-          <w:bCs/>
-          <w:szCs w:val="21"/>
-        </w:rPr>
-        <w:t>vendorId</w:t>
-      </w:r>
-      <w:proofErr w:type="spellEnd"/>
-      <w:r>
-        <w:rPr>
-          <w:b/>
-          <w:bCs/>
-          <w:szCs w:val="21"/>
-        </w:rPr>
-        <w:t>": "0xA8F8",</w:t>
-      </w:r>
-    </w:p>
-    <w:p>
-      <w:pPr>
-        <w:widowControl/>
-        <w:jc w:val="left"/>
-        <w:rPr>
-          <w:b/>
-          <w:bCs/>
-          <w:szCs w:val="21"/>
-        </w:rPr>
-      </w:pPr>
-      <w:r>
-        <w:rPr>
-          <w:b/>
-          <w:bCs/>
-          <w:szCs w:val="21"/>
-        </w:rPr>
-        <w:t xml:space="preserve">  "</w:t>
-      </w:r>
-      <w:proofErr w:type="spellStart"/>
-      <w:r>
-        <w:rPr>
-          <w:b/>
-          <w:bCs/>
-          <w:szCs w:val="21"/>
-        </w:rPr>
-        <w:t>productId</w:t>
-      </w:r>
-      <w:proofErr w:type="spellEnd"/>
-      <w:r>
-        <w:rPr>
-          <w:b/>
-          <w:bCs/>
-          <w:szCs w:val="21"/>
-        </w:rPr>
-        <w:t>": "0x1833",</w:t>
-      </w:r>
-    </w:p>
-    <w:p>
-      <w:pPr>
-        <w:widowControl/>
-        <w:jc w:val="left"/>
-        <w:rPr>
-          <w:b/>
-          <w:bCs/>
-          <w:szCs w:val="21"/>
-        </w:rPr>
-      </w:pPr>
-      <w:r>
-        <w:rPr>
-          <w:b/>
-          <w:bCs/>
-          <w:szCs w:val="21"/>
-        </w:rPr>
-        <w:t xml:space="preserve">  "lighting": "none",</w:t>
-      </w:r>
-    </w:p>
-    <w:p>
-      <w:pPr>
-        <w:widowControl/>
-        <w:jc w:val="left"/>
-        <w:rPr>
-          <w:b/>
-          <w:bCs/>
-          <w:szCs w:val="21"/>
-        </w:rPr>
-      </w:pPr>
-      <w:r>
-        <w:rPr>
-          <w:b/>
-          <w:bCs/>
-          <w:szCs w:val="21"/>
-        </w:rPr>
-        <w:t xml:space="preserve">  "matrix": {</w:t>
-      </w:r>
-    </w:p>
-    <w:p>
-      <w:pPr>
-        <w:widowControl/>
-        <w:jc w:val="left"/>
-        <w:rPr>
-          <w:b/>
-          <w:bCs/>
-          <w:szCs w:val="21"/>
-        </w:rPr>
-      </w:pPr>
-      <w:r>
-        <w:rPr>
-          <w:b/>
-          <w:bCs/>
-          <w:szCs w:val="21"/>
-        </w:rPr>
-        <w:t xml:space="preserve">    "rows": 10,</w:t>
-      </w:r>
-    </w:p>
-    <w:p>
-      <w:pPr>
-        <w:widowControl/>
-        <w:jc w:val="left"/>
-        <w:rPr>
-          <w:b/>
-          <w:bCs/>
-          <w:szCs w:val="21"/>
-        </w:rPr>
-      </w:pPr>
-      <w:r>
-        <w:rPr>
-          <w:b/>
-          <w:bCs/>
-          <w:szCs w:val="21"/>
-        </w:rPr>
-        <w:t xml:space="preserve">    "cols": 6</w:t>
-      </w:r>
-    </w:p>
-    <w:p>
-      <w:pPr>
-        <w:widowControl/>
-        <w:jc w:val="left"/>
-        <w:rPr>
-          <w:b/>
-          <w:bCs/>
-          <w:szCs w:val="21"/>
-        </w:rPr>
-      </w:pPr>
-      <w:r>
-        <w:rPr>
-          <w:b/>
-          <w:bCs/>
-          <w:szCs w:val="21"/>
-        </w:rPr>
-        <w:t xml:space="preserve">  },</w:t>
-      </w:r>
-    </w:p>
-    <w:p>
-      <w:pPr>
-        <w:widowControl/>
-        <w:jc w:val="left"/>
-        <w:rPr>
-          <w:b/>
-          <w:bCs/>
-          <w:szCs w:val="21"/>
-        </w:rPr>
-      </w:pPr>
-      <w:r>
-        <w:rPr>
-          <w:b/>
-          <w:bCs/>
-          <w:szCs w:val="21"/>
-        </w:rPr>
-        <w:t xml:space="preserve">  "layouts": {</w:t>
-      </w:r>
-    </w:p>
-    <w:p>
-      <w:pPr>
-        <w:widowControl/>
-        <w:jc w:val="left"/>
-        <w:rPr>
-          <w:b/>
-          <w:bCs/>
-          <w:szCs w:val="21"/>
-        </w:rPr>
-      </w:pPr>
-      <w:r>
-        <w:rPr>
-          <w:b/>
-          <w:bCs/>
-          <w:szCs w:val="21"/>
-        </w:rPr>
-        <w:t xml:space="preserve">    "keymap": [</w:t>
-      </w:r>
-    </w:p>
-    <w:p>
-      <w:pPr>
-        <w:widowControl/>
-        <w:jc w:val="left"/>
-        <w:rPr>
-          <w:b/>
-          <w:bCs/>
-          <w:szCs w:val="21"/>
-        </w:rPr>
-      </w:pPr>
-      <w:r>
-        <w:rPr>
-          <w:b/>
-          <w:bCs/>
-          <w:szCs w:val="21"/>
-        </w:rPr>
-        <w:t xml:space="preserve">      [{"y": 0, "x": 0}, "0,0", "0,1", "0,2", "0,3", "0,4", "0,5", {"x": 5}, "5,5", "5,4", "5,3", "5,2", "5,1", "5,0"],</w:t>
-      </w:r>
-    </w:p>
-    <w:p>
-      <w:pPr>
-        <w:widowControl/>
-        <w:jc w:val="left"/>
-        <w:rPr>
-          <w:b/>
-          <w:bCs/>
-          <w:szCs w:val="21"/>
-        </w:rPr>
-      </w:pPr>
-      <w:r>
-        <w:rPr>
-          <w:b/>
-          <w:bCs/>
-          <w:szCs w:val="21"/>
-        </w:rPr>
-        <w:t xml:space="preserve">      [{"y": 1, "x": 0}, "1,0", "1,1", "1,2", "1,3", "1,4", "1,5", {"x": 5}, "6,5", "6,4", "6,3", "6,2", "6,1", "6,0"],</w:t>
-      </w:r>
-    </w:p>
-    <w:p>
-      <w:pPr>
-        <w:widowControl/>
-        <w:jc w:val="left"/>
-        <w:rPr>
-          <w:b/>
-          <w:bCs/>
-          <w:szCs w:val="21"/>
-        </w:rPr>
-      </w:pPr>
-      <w:r>
-        <w:rPr>
-          <w:b/>
-          <w:bCs/>
-          <w:szCs w:val="21"/>
-        </w:rPr>
-        <w:t xml:space="preserve">      [{"y": 2, "x": 0}, "2,0", "2,1", "2,2", "2,3", "2,4", "2,5", {"x": 5}, "7,5", "7,4", "7,3", "7,2", "7,1", "7,0"],</w:t>
-      </w:r>
-    </w:p>
-    <w:p>
-      <w:pPr>
-        <w:widowControl/>
-        <w:jc w:val="left"/>
-        <w:rPr>
-          <w:b/>
-          <w:bCs/>
-          <w:szCs w:val="21"/>
-        </w:rPr>
-      </w:pPr>
-      <w:r>
-        <w:rPr>
-          <w:b/>
-          <w:bCs/>
-          <w:szCs w:val="21"/>
-        </w:rPr>
-        <w:t xml:space="preserve">      [{"y": 3, "x": 0}, "3,0", "3,1", "3,2", "3,3", "3,4", "3,5", {"x": 5}, "8,5", "8,4", "8,3", "8,2", "8,1", "8,0"],</w:t>
-      </w:r>
-    </w:p>
-    <w:p>
-      <w:pPr>
-        <w:widowControl/>
-        <w:jc w:val="left"/>
-        <w:rPr>
-          <w:b/>
-          <w:bCs/>
-          <w:szCs w:val="21"/>
-        </w:rPr>
-      </w:pPr>
-      <w:r>
-        <w:rPr>
-          <w:b/>
-          <w:bCs/>
-          <w:szCs w:val="21"/>
-        </w:rPr>
-        <w:t xml:space="preserve">      [{"y": 4.2, "x": 4.5}, "4,3", "4,4", "4,1", {"x": 3}, "9,1", "9,3"],</w:t>
-      </w:r>
-    </w:p>
-    <w:p>
-      <w:pPr>
-        <w:widowControl/>
-        <w:jc w:val="left"/>
-        <w:rPr>
-          <w:b/>
-          <w:bCs/>
-          <w:szCs w:val="21"/>
-        </w:rPr>
-      </w:pPr>
-      <w:r>
-        <w:rPr>
-          <w:b/>
-          <w:bCs/>
-          <w:szCs w:val="21"/>
-        </w:rPr>
-        <w:t xml:space="preserve">      [{"y": 5.2, "x": 5.5}, "4,5", "4,2", {"x": 4}, "9,5"]</w:t>
-      </w:r>
-    </w:p>
-    <w:p>
-      <w:pPr>
-        <w:widowControl/>
-        <w:jc w:val="left"/>
-        <w:rPr>
-          <w:b/>
-          <w:bCs/>
-          <w:szCs w:val="21"/>
-        </w:rPr>
-      </w:pPr>
-      <w:r>
-        <w:rPr>
-          <w:b/>
-          <w:bCs/>
-          <w:szCs w:val="21"/>
-        </w:rPr>
-        <w:t xml:space="preserve">    ]</w:t>
-      </w:r>
-    </w:p>
-    <w:p>
-      <w:pPr>
-        <w:widowControl/>
-        <w:jc w:val="left"/>
-        <w:rPr>
-          <w:b/>
-          <w:bCs/>
-          <w:szCs w:val="21"/>
-        </w:rPr>
-      </w:pPr>
-      <w:r>
-        <w:rPr>
-          <w:b/>
-          <w:bCs/>
-          <w:szCs w:val="21"/>
-        </w:rPr>
-        <w:t xml:space="preserve">  }</w:t>
-      </w:r>
-    </w:p>
-    <w:p>
-      <w:pPr>
-        <w:widowControl/>
-        <w:jc w:val="left"/>
-        <w:rPr>
-          <w:b/>
-          <w:bCs/>
-          <w:szCs w:val="21"/>
-        </w:rPr>
-      </w:pPr>
-      <w:r>
-        <w:rPr>
-          <w:b/>
-          <w:bCs/>
-          <w:szCs w:val="21"/>
-        </w:rPr>
-        <w:t>}</w:t>
-      </w:r>
-    </w:p>
-    <w:p>
-      <w:pPr>
-        <w:widowControl/>
-        <w:jc w:val="left"/>
-        <w:rPr>
-          <w:b/>
-          <w:bCs/>
-          <w:szCs w:val="21"/>
-        </w:rPr>
-      </w:pPr>
+          <w:szCs w:val="21"/>
+        </w:rPr>
+        <w:t>VIAに読み込ませる</w:t>
+      </w:r>
     </w:p>
     <w:p>
       <w:pPr>
@@ -2352,36 +2045,6 @@
           <w:bCs/>
           <w:szCs w:val="21"/>
         </w:rPr>
-        <w:t>4.</w:t>
-      </w:r>
-      <w:r>
-        <w:rPr>
-          <w:rFonts w:hint="eastAsia"/>
-          <w:b/>
-          <w:bCs/>
-          <w:szCs w:val="21"/>
-        </w:rPr>
-        <w:t>VIAに読み込ませる</w:t>
-      </w:r>
-    </w:p>
-    <w:p>
-      <w:pPr>
-        <w:widowControl/>
-        <w:jc w:val="left"/>
-        <w:rPr>
-          <w:rFonts w:hint="eastAsia"/>
-          <w:b/>
-          <w:bCs/>
-          <w:szCs w:val="21"/>
-        </w:rPr>
-      </w:pPr>
-      <w:r>
-        <w:rPr>
-          <w:rFonts w:hint="eastAsia"/>
-          <w:b/>
-          <w:bCs/>
-          <w:szCs w:val="21"/>
-        </w:rPr>
         <w:t>設定→デザインタブを表示</w:t>
       </w:r>
     </w:p>
@@ -2399,6 +2062,7 @@
         <w:rPr>
           <w:b/>
           <w:bCs/>
+          <w:noProof/>
           <w:szCs w:val="21"/>
         </w:rPr>
         <w:drawing>
@@ -2483,12 +2147,28 @@
         <w:widowControl/>
         <w:jc w:val="left"/>
         <w:rPr>
+          <w:b/>
+          <w:bCs/>
+          <w:szCs w:val="21"/>
+        </w:rPr>
+      </w:pPr>
+      <w:r>
+        <w:rPr>
           <w:rFonts w:hint="eastAsia"/>
           <w:b/>
           <w:bCs/>
           <w:szCs w:val="21"/>
         </w:rPr>
-      </w:pPr>
+        <w:t>→ローレルレイアウトを読み込むで「</w:t>
+      </w:r>
+      <w:r>
+        <w:rPr>
+          <w:b/>
+          <w:bCs/>
+          <w:szCs w:val="21"/>
+        </w:rPr>
+        <w:t>via_layout.json</w:t>
+      </w:r>
       <w:r>
         <w:rPr>
           <w:rFonts w:hint="eastAsia"/>
@@ -2496,25 +2176,6 @@
           <w:bCs/>
           <w:szCs w:val="21"/>
         </w:rPr>
-        <w:t>→ローレルレイアウトを読み込むで「</w:t>
-      </w:r>
-      <w:proofErr w:type="spellStart"/>
-      <w:r>
-        <w:rPr>
-          <w:b/>
-          <w:bCs/>
-          <w:szCs w:val="21"/>
-        </w:rPr>
-        <w:t>via_layout.json</w:t>
-      </w:r>
-      <w:proofErr w:type="spellEnd"/>
-      <w:r>
-        <w:rPr>
-          <w:rFonts w:hint="eastAsia"/>
-          <w:b/>
-          <w:bCs/>
-          <w:szCs w:val="21"/>
-        </w:rPr>
         <w:t>_」を選択。</w:t>
       </w:r>
     </w:p>
@@ -2523,16 +2184,16 @@
         <w:widowControl/>
         <w:jc w:val="left"/>
         <w:rPr>
-          <w:rFonts w:hint="eastAsia"/>
-          <w:b/>
-          <w:bCs/>
-          <w:szCs w:val="21"/>
-        </w:rPr>
-      </w:pPr>
-      <w:r>
-        <w:rPr>
-          <w:b/>
-          <w:bCs/>
+          <w:b/>
+          <w:bCs/>
+          <w:szCs w:val="21"/>
+        </w:rPr>
+      </w:pPr>
+      <w:r>
+        <w:rPr>
+          <w:b/>
+          <w:bCs/>
+          <w:noProof/>
           <w:szCs w:val="21"/>
         </w:rPr>
         <w:drawing>
@@ -5828,6 +5489,7 @@
   <w:style w:type="character" w:default="1" w:styleId="a0">
     <w:name w:val="Default Paragraph Font"/>
     <w:uiPriority w:val="1"/>
+    <w:semiHidden/>
     <w:unhideWhenUsed/>
   </w:style>
   <w:style w:type="table" w:default="1" w:styleId="a1">

--- a/Charybdis 4x6_QMKビルドガイド.docx
+++ b/Charybdis 4x6_QMKビルドガイド.docx
@@ -229,25 +229,48 @@
           <w:b/>
           <w:bCs/>
         </w:rPr>
-        <w:t>rm -rf qmk_firmware</w:t>
-      </w:r>
-    </w:p>
-    <w:p>
-      <w:pPr>
-        <w:widowControl/>
-        <w:jc w:val="left"/>
+        <w:t xml:space="preserve">rm -rf </w:t>
+      </w:r>
+      <w:proofErr w:type="spellStart"/>
+      <w:r>
+        <w:rPr>
+          <w:b/>
+          <w:bCs/>
+        </w:rPr>
+        <w:t>qmk_firmware</w:t>
+      </w:r>
+      <w:proofErr w:type="spellEnd"/>
+    </w:p>
+    <w:p>
+      <w:pPr>
+        <w:widowControl/>
+        <w:jc w:val="left"/>
+        <w:rPr>
+          <w:b/>
+          <w:bCs/>
+        </w:rPr>
+      </w:pPr>
+      <w:r>
+        <w:rPr>
+          <w:b/>
+          <w:bCs/>
+        </w:rPr>
+        <w:t># QMKのキャッシュ設定も一度クリア</w:t>
+      </w:r>
+      <w:r>
         <w:rPr>
           <w:rFonts w:hint="eastAsia"/>
           <w:b/>
           <w:bCs/>
         </w:rPr>
-      </w:pPr>
-      <w:r>
-        <w:rPr>
-          <w:b/>
-          <w:bCs/>
-        </w:rPr>
-        <w:t># QMKのキャッシュ設定も一度クリア</w:t>
+        <w:t>(</w:t>
+      </w:r>
+      <w:r>
+        <w:rPr>
+          <w:b/>
+          <w:bCs/>
+        </w:rPr>
+        <w:t>$USER</w:t>
       </w:r>
       <w:r>
         <w:rPr>
@@ -255,108 +278,142 @@
           <w:b/>
           <w:bCs/>
         </w:rPr>
-        <w:t>(</w:t>
-      </w:r>
-      <w:r>
-        <w:rPr>
-          <w:b/>
-          <w:bCs/>
-        </w:rPr>
-        <w:t>$USER</w:t>
-      </w:r>
+        <w:t>を自身で書き換えてください)</w:t>
+      </w:r>
+    </w:p>
+    <w:p>
+      <w:pPr>
+        <w:widowControl/>
+        <w:jc w:val="left"/>
+        <w:rPr>
+          <w:b/>
+          <w:bCs/>
+        </w:rPr>
+      </w:pPr>
+      <w:r>
+        <w:rPr>
+          <w:b/>
+          <w:bCs/>
+        </w:rPr>
+        <w:t>rm -rf /C/Users/$USER/</w:t>
+      </w:r>
+      <w:proofErr w:type="spellStart"/>
+      <w:r>
+        <w:rPr>
+          <w:b/>
+          <w:bCs/>
+        </w:rPr>
+        <w:t>AppData</w:t>
+      </w:r>
+      <w:proofErr w:type="spellEnd"/>
+      <w:r>
+        <w:rPr>
+          <w:b/>
+          <w:bCs/>
+        </w:rPr>
+        <w:t>/Local/QMK.EXE</w:t>
+      </w:r>
+    </w:p>
+    <w:p>
+      <w:pPr>
+        <w:widowControl/>
+        <w:jc w:val="left"/>
+        <w:rPr>
+          <w:b/>
+          <w:bCs/>
+        </w:rPr>
+      </w:pPr>
+      <w:r>
+        <w:rPr>
+          <w:b/>
+          <w:bCs/>
+        </w:rPr>
+        <w:t># QMKの設定をリセット</w:t>
+      </w:r>
+    </w:p>
+    <w:p>
+      <w:pPr>
+        <w:widowControl/>
+        <w:jc w:val="left"/>
+        <w:rPr>
+          <w:b/>
+          <w:bCs/>
+        </w:rPr>
+      </w:pPr>
+      <w:proofErr w:type="spellStart"/>
+      <w:r>
+        <w:rPr>
+          <w:b/>
+          <w:bCs/>
+        </w:rPr>
+        <w:t>qmk</w:t>
+      </w:r>
+      <w:proofErr w:type="spellEnd"/>
+      <w:r>
+        <w:rPr>
+          <w:b/>
+          <w:bCs/>
+        </w:rPr>
+        <w:t xml:space="preserve"> config </w:t>
+      </w:r>
+      <w:proofErr w:type="spellStart"/>
+      <w:r>
+        <w:rPr>
+          <w:b/>
+          <w:bCs/>
+        </w:rPr>
+        <w:t>user.qmk_home</w:t>
+      </w:r>
+      <w:proofErr w:type="spellEnd"/>
+      <w:r>
+        <w:rPr>
+          <w:b/>
+          <w:bCs/>
+        </w:rPr>
+        <w:t>=none</w:t>
+      </w:r>
+    </w:p>
+    <w:p>
+      <w:pPr>
+        <w:widowControl/>
+        <w:jc w:val="left"/>
+        <w:rPr>
+          <w:b/>
+          <w:bCs/>
+        </w:rPr>
+      </w:pPr>
+    </w:p>
+    <w:p>
+      <w:pPr>
+        <w:widowControl/>
+        <w:jc w:val="left"/>
+        <w:rPr>
+          <w:b/>
+          <w:bCs/>
+        </w:rPr>
+      </w:pPr>
       <w:r>
         <w:rPr>
           <w:rFonts w:hint="eastAsia"/>
           <w:b/>
           <w:bCs/>
         </w:rPr>
-        <w:t>を自身で書き換えてください)</w:t>
-      </w:r>
-    </w:p>
-    <w:p>
-      <w:pPr>
-        <w:widowControl/>
-        <w:jc w:val="left"/>
-        <w:rPr>
-          <w:b/>
-          <w:bCs/>
-        </w:rPr>
-      </w:pPr>
-      <w:r>
-        <w:rPr>
-          <w:b/>
-          <w:bCs/>
-        </w:rPr>
-        <w:t>rm -rf /C/Users/$USER/AppData/Local/QMK.EXE</w:t>
-      </w:r>
-    </w:p>
-    <w:p>
-      <w:pPr>
-        <w:widowControl/>
-        <w:jc w:val="left"/>
-        <w:rPr>
-          <w:b/>
-          <w:bCs/>
-        </w:rPr>
-      </w:pPr>
-      <w:r>
-        <w:rPr>
-          <w:b/>
-          <w:bCs/>
-        </w:rPr>
-        <w:t># QMKの設定をリセット</w:t>
-      </w:r>
-    </w:p>
-    <w:p>
-      <w:pPr>
-        <w:widowControl/>
-        <w:jc w:val="left"/>
-        <w:rPr>
-          <w:b/>
-          <w:bCs/>
-        </w:rPr>
-      </w:pPr>
-      <w:r>
-        <w:rPr>
-          <w:b/>
-          <w:bCs/>
-        </w:rPr>
-        <w:t>qmk config user.qmk_home=none</w:t>
-      </w:r>
-    </w:p>
-    <w:p>
-      <w:pPr>
-        <w:widowControl/>
-        <w:jc w:val="left"/>
-        <w:rPr>
-          <w:b/>
-          <w:bCs/>
-        </w:rPr>
-      </w:pPr>
-    </w:p>
-    <w:p>
-      <w:pPr>
-        <w:widowControl/>
-        <w:jc w:val="left"/>
-        <w:rPr>
-          <w:b/>
-          <w:bCs/>
-        </w:rPr>
-      </w:pPr>
+        <w:t>3</w:t>
+      </w:r>
+      <w:r>
+        <w:rPr>
+          <w:b/>
+          <w:bCs/>
+        </w:rPr>
+        <w:t xml:space="preserve">. </w:t>
+      </w:r>
       <w:r>
         <w:rPr>
           <w:rFonts w:hint="eastAsia"/>
           <w:b/>
           <w:bCs/>
         </w:rPr>
-        <w:t>3</w:t>
-      </w:r>
-      <w:r>
-        <w:rPr>
-          <w:b/>
-          <w:bCs/>
-        </w:rPr>
-        <w:t xml:space="preserve">. </w:t>
+        <w:t>再設定</w:t>
       </w:r>
       <w:r>
         <w:rPr>
@@ -364,145 +421,236 @@
           <w:b/>
           <w:bCs/>
         </w:rPr>
-        <w:t>再設定</w:t>
-      </w:r>
+        <w:t>からビルドまで</w:t>
+      </w:r>
+    </w:p>
+    <w:p>
+      <w:pPr>
+        <w:widowControl/>
+        <w:jc w:val="left"/>
+        <w:rPr>
+          <w:b/>
+          <w:bCs/>
+        </w:rPr>
+      </w:pPr>
+      <w:proofErr w:type="spellStart"/>
+      <w:r>
+        <w:rPr>
+          <w:b/>
+          <w:bCs/>
+        </w:rPr>
+        <w:t>qmk</w:t>
+      </w:r>
+      <w:proofErr w:type="spellEnd"/>
+      <w:r>
+        <w:rPr>
+          <w:b/>
+          <w:bCs/>
+        </w:rPr>
+        <w:t xml:space="preserve"> setup を使わず、標準の git コマンドで、部品（サブモジュール）も含めて一気にダウンロードします。この方法なら認証エラーを回避しやすくなります。</w:t>
+      </w:r>
+    </w:p>
+    <w:p>
+      <w:pPr>
+        <w:widowControl/>
+        <w:jc w:val="left"/>
+        <w:rPr>
+          <w:b/>
+          <w:bCs/>
+        </w:rPr>
+      </w:pPr>
+      <w:r>
+        <w:rPr>
+          <w:b/>
+          <w:bCs/>
+        </w:rPr>
+        <w:t># BastardKB公式のリポジトリを、部品も含めて丸ごとダウンロード（少し時間がかかります）</w:t>
+      </w:r>
+    </w:p>
+    <w:p>
+      <w:pPr>
+        <w:widowControl/>
+        <w:jc w:val="left"/>
+        <w:rPr>
+          <w:b/>
+          <w:bCs/>
+        </w:rPr>
+      </w:pPr>
+      <w:r>
+        <w:rPr>
+          <w:b/>
+          <w:bCs/>
+        </w:rPr>
+        <w:t xml:space="preserve">git clone --recursive --depth 1 -b </w:t>
+      </w:r>
+      <w:proofErr w:type="spellStart"/>
+      <w:r>
+        <w:rPr>
+          <w:b/>
+          <w:bCs/>
+        </w:rPr>
+        <w:t>bkb</w:t>
+      </w:r>
+      <w:proofErr w:type="spellEnd"/>
+      <w:r>
+        <w:rPr>
+          <w:b/>
+          <w:bCs/>
+        </w:rPr>
+        <w:t>-master https://github.com/Bastardkb/bastardkb-qmk.git ~/</w:t>
+      </w:r>
+      <w:proofErr w:type="spellStart"/>
+      <w:r>
+        <w:rPr>
+          <w:b/>
+          <w:bCs/>
+        </w:rPr>
+        <w:t>qmk_firmware</w:t>
+      </w:r>
+      <w:proofErr w:type="spellEnd"/>
+    </w:p>
+    <w:p>
+      <w:pPr>
+        <w:widowControl/>
+        <w:jc w:val="left"/>
+        <w:rPr>
+          <w:b/>
+          <w:bCs/>
+        </w:rPr>
+      </w:pPr>
+      <w:r>
+        <w:rPr>
+          <w:b/>
+          <w:bCs/>
+        </w:rPr>
+        <w:t># ダウンロードした場所を QMK に教える</w:t>
+      </w:r>
+    </w:p>
+    <w:p>
+      <w:pPr>
+        <w:widowControl/>
+        <w:jc w:val="left"/>
+        <w:rPr>
+          <w:b/>
+          <w:bCs/>
+        </w:rPr>
+      </w:pPr>
+      <w:r>
+        <w:rPr>
+          <w:b/>
+          <w:bCs/>
+        </w:rPr>
+        <w:t>cd ~/</w:t>
+      </w:r>
+      <w:proofErr w:type="spellStart"/>
+      <w:r>
+        <w:rPr>
+          <w:b/>
+          <w:bCs/>
+        </w:rPr>
+        <w:t>qmk_firmware</w:t>
+      </w:r>
+      <w:proofErr w:type="spellEnd"/>
+    </w:p>
+    <w:p>
+      <w:pPr>
+        <w:widowControl/>
+        <w:jc w:val="left"/>
+        <w:rPr>
+          <w:b/>
+          <w:bCs/>
+        </w:rPr>
+      </w:pPr>
+      <w:proofErr w:type="spellStart"/>
+      <w:r>
+        <w:rPr>
+          <w:b/>
+          <w:bCs/>
+        </w:rPr>
+        <w:t>qmk</w:t>
+      </w:r>
+      <w:proofErr w:type="spellEnd"/>
+      <w:r>
+        <w:rPr>
+          <w:b/>
+          <w:bCs/>
+        </w:rPr>
+        <w:t xml:space="preserve"> config </w:t>
+      </w:r>
+      <w:proofErr w:type="spellStart"/>
+      <w:r>
+        <w:rPr>
+          <w:b/>
+          <w:bCs/>
+        </w:rPr>
+        <w:t>user.qmk_home</w:t>
+      </w:r>
+      <w:proofErr w:type="spellEnd"/>
+      <w:r>
+        <w:rPr>
+          <w:b/>
+          <w:bCs/>
+        </w:rPr>
+        <w:t>=$(</w:t>
+      </w:r>
+      <w:proofErr w:type="spellStart"/>
+      <w:r>
+        <w:rPr>
+          <w:b/>
+          <w:bCs/>
+        </w:rPr>
+        <w:t>pwd</w:t>
+      </w:r>
+      <w:proofErr w:type="spellEnd"/>
+      <w:r>
+        <w:rPr>
+          <w:b/>
+          <w:bCs/>
+        </w:rPr>
+        <w:t>)</w:t>
+      </w:r>
+    </w:p>
+    <w:p>
+      <w:pPr>
+        <w:widowControl/>
+        <w:jc w:val="left"/>
+        <w:rPr>
+          <w:b/>
+          <w:bCs/>
+        </w:rPr>
+      </w:pPr>
+    </w:p>
+    <w:p>
+      <w:pPr>
+        <w:widowControl/>
+        <w:jc w:val="left"/>
+        <w:rPr>
+          <w:b/>
+          <w:bCs/>
+        </w:rPr>
+      </w:pPr>
       <w:r>
         <w:rPr>
           <w:rFonts w:hint="eastAsia"/>
           <w:b/>
           <w:bCs/>
         </w:rPr>
-        <w:t>からビルドまで</w:t>
-      </w:r>
-    </w:p>
-    <w:p>
-      <w:pPr>
-        <w:widowControl/>
-        <w:jc w:val="left"/>
-        <w:rPr>
-          <w:b/>
-          <w:bCs/>
-        </w:rPr>
-      </w:pPr>
-      <w:r>
-        <w:rPr>
-          <w:b/>
-          <w:bCs/>
-        </w:rPr>
-        <w:t>qmk setup を使わず、標準の git コマンドで、部品（サブモジュール）も含めて一気にダウンロードします。この方法なら認証エラーを回避しやすくなります。</w:t>
-      </w:r>
-    </w:p>
-    <w:p>
-      <w:pPr>
-        <w:widowControl/>
-        <w:jc w:val="left"/>
-        <w:rPr>
-          <w:b/>
-          <w:bCs/>
-        </w:rPr>
-      </w:pPr>
-      <w:r>
-        <w:rPr>
-          <w:b/>
-          <w:bCs/>
-        </w:rPr>
-        <w:t># BastardKB公式のリポジトリを、部品も含めて丸ごとダウンロード（少し時間がかかります）</w:t>
-      </w:r>
-    </w:p>
-    <w:p>
-      <w:pPr>
-        <w:widowControl/>
-        <w:jc w:val="left"/>
-        <w:rPr>
-          <w:b/>
-          <w:bCs/>
-        </w:rPr>
-      </w:pPr>
-      <w:r>
-        <w:rPr>
-          <w:b/>
-          <w:bCs/>
-        </w:rPr>
-        <w:t>git clone --recursive --depth 1 -b bkb-master https://github.com/Bastardkb/bastardkb-qmk.git ~/qmk_firmware</w:t>
-      </w:r>
-    </w:p>
-    <w:p>
-      <w:pPr>
-        <w:widowControl/>
-        <w:jc w:val="left"/>
-        <w:rPr>
-          <w:b/>
-          <w:bCs/>
-        </w:rPr>
-      </w:pPr>
-      <w:r>
-        <w:rPr>
-          <w:b/>
-          <w:bCs/>
-        </w:rPr>
-        <w:t># ダウンロードした場所を QMK に教える</w:t>
-      </w:r>
-    </w:p>
-    <w:p>
-      <w:pPr>
-        <w:widowControl/>
-        <w:jc w:val="left"/>
-        <w:rPr>
-          <w:b/>
-          <w:bCs/>
-        </w:rPr>
-      </w:pPr>
-      <w:r>
-        <w:rPr>
-          <w:b/>
-          <w:bCs/>
-        </w:rPr>
-        <w:t>cd ~/qmk_firmware</w:t>
-      </w:r>
-    </w:p>
-    <w:p>
-      <w:pPr>
-        <w:widowControl/>
-        <w:jc w:val="left"/>
-        <w:rPr>
-          <w:b/>
-          <w:bCs/>
-        </w:rPr>
-      </w:pPr>
-      <w:r>
-        <w:rPr>
-          <w:b/>
-          <w:bCs/>
-        </w:rPr>
-        <w:t>qmk config user.qmk_home=$(pwd)</w:t>
-      </w:r>
-    </w:p>
-    <w:p>
-      <w:pPr>
-        <w:widowControl/>
-        <w:jc w:val="left"/>
-        <w:rPr>
-          <w:b/>
-          <w:bCs/>
-        </w:rPr>
-      </w:pPr>
-    </w:p>
-    <w:p>
-      <w:pPr>
-        <w:widowControl/>
-        <w:jc w:val="left"/>
-        <w:rPr>
-          <w:b/>
-          <w:bCs/>
-        </w:rPr>
-      </w:pPr>
+        <w:t>#3. ビルド</w:t>
+      </w:r>
       <w:r>
         <w:rPr>
           <w:rFonts w:hint="eastAsia"/>
           <w:b/>
           <w:bCs/>
         </w:rPr>
-        <w:t>#3. ビルド</w:t>
+        <w:t>実行(</w:t>
+      </w:r>
+      <w:r>
+        <w:rPr>
+          <w:b/>
+          <w:bCs/>
+        </w:rPr>
+        <w:t>bastardkb_charybdis_4x6_default.uf2</w:t>
       </w:r>
       <w:r>
         <w:rPr>
@@ -510,56 +658,77 @@
           <w:b/>
           <w:bCs/>
         </w:rPr>
-        <w:t>実行(</w:t>
-      </w:r>
-      <w:r>
-        <w:rPr>
-          <w:b/>
-          <w:bCs/>
-        </w:rPr>
-        <w:t>bastardkb_charybdis_4x6_default.uf2</w:t>
-      </w:r>
-      <w:r>
+        <w:t>の生成)</w:t>
+      </w:r>
+    </w:p>
+    <w:p>
+      <w:pPr>
+        <w:widowControl/>
+        <w:jc w:val="left"/>
+        <w:rPr>
+          <w:b/>
+          <w:bCs/>
+        </w:rPr>
+      </w:pPr>
+      <w:r>
+        <w:rPr>
+          <w:b/>
+          <w:bCs/>
+        </w:rPr>
+        <w:t># キャッシュを掃除</w:t>
+      </w:r>
+    </w:p>
+    <w:p>
+      <w:pPr>
+        <w:widowControl/>
+        <w:jc w:val="left"/>
         <w:rPr>
           <w:rFonts w:hint="eastAsia"/>
           <w:b/>
           <w:bCs/>
         </w:rPr>
-        <w:t>の生成)</w:t>
-      </w:r>
-    </w:p>
-    <w:p>
-      <w:pPr>
-        <w:widowControl/>
-        <w:jc w:val="left"/>
-        <w:rPr>
-          <w:b/>
-          <w:bCs/>
-        </w:rPr>
-      </w:pPr>
-      <w:r>
-        <w:rPr>
-          <w:b/>
-          <w:bCs/>
-        </w:rPr>
-        <w:t># キャッシュを掃除</w:t>
-      </w:r>
-    </w:p>
-    <w:p>
-      <w:pPr>
-        <w:widowControl/>
-        <w:jc w:val="left"/>
-        <w:rPr>
-          <w:b/>
-          <w:bCs/>
-        </w:rPr>
-      </w:pPr>
-      <w:r>
-        <w:rPr>
-          <w:b/>
-          <w:bCs/>
-        </w:rPr>
-        <w:t>qmk clean</w:t>
+      </w:pPr>
+      <w:r>
+        <w:rPr>
+          <w:b/>
+          <w:bCs/>
+        </w:rPr>
+        <w:t>cd ~/</w:t>
+      </w:r>
+      <w:proofErr w:type="spellStart"/>
+      <w:r>
+        <w:rPr>
+          <w:b/>
+          <w:bCs/>
+        </w:rPr>
+        <w:t>qmk_firmware</w:t>
+      </w:r>
+      <w:proofErr w:type="spellEnd"/>
+    </w:p>
+    <w:p>
+      <w:pPr>
+        <w:widowControl/>
+        <w:jc w:val="left"/>
+        <w:rPr>
+          <w:b/>
+          <w:bCs/>
+        </w:rPr>
+      </w:pPr>
+      <w:proofErr w:type="spellStart"/>
+      <w:r>
+        <w:rPr>
+          <w:b/>
+          <w:bCs/>
+        </w:rPr>
+        <w:t>qmk</w:t>
+      </w:r>
+      <w:proofErr w:type="spellEnd"/>
+      <w:r>
+        <w:rPr>
+          <w:b/>
+          <w:bCs/>
+        </w:rPr>
+        <w:t xml:space="preserve"> clean</w:t>
       </w:r>
     </w:p>
     <w:p>
@@ -615,12 +784,53 @@
           <w:bCs/>
         </w:rPr>
       </w:pPr>
-      <w:r>
-        <w:rPr>
-          <w:b/>
-          <w:bCs/>
-        </w:rPr>
-        <w:t>qmk compile -kb bastardkb/charybdis/4x6 -km default -e VIA_ENABLE=yes -e VIAL_ENABLE=yes</w:t>
+      <w:proofErr w:type="spellStart"/>
+      <w:r>
+        <w:rPr>
+          <w:b/>
+          <w:bCs/>
+        </w:rPr>
+        <w:t>qmk</w:t>
+      </w:r>
+      <w:proofErr w:type="spellEnd"/>
+      <w:r>
+        <w:rPr>
+          <w:b/>
+          <w:bCs/>
+        </w:rPr>
+        <w:t xml:space="preserve"> compile -kb </w:t>
+      </w:r>
+      <w:proofErr w:type="spellStart"/>
+      <w:r>
+        <w:rPr>
+          <w:b/>
+          <w:bCs/>
+        </w:rPr>
+        <w:t>bastardkb</w:t>
+      </w:r>
+      <w:proofErr w:type="spellEnd"/>
+      <w:r>
+        <w:rPr>
+          <w:b/>
+          <w:bCs/>
+        </w:rPr>
+        <w:t>/</w:t>
+      </w:r>
+      <w:proofErr w:type="spellStart"/>
+      <w:r>
+        <w:rPr>
+          <w:b/>
+          <w:bCs/>
+        </w:rPr>
+        <w:t>charybdis</w:t>
+      </w:r>
+      <w:proofErr w:type="spellEnd"/>
+      <w:r>
+        <w:rPr>
+          <w:b/>
+          <w:bCs/>
+        </w:rPr>
+        <w:t>/4x6 -km default -e VIA_ENABLE=yes -e VIAL_ENABLE=yes -e COMBO_ENABLE=yes</w:t>
       </w:r>
     </w:p>
     <w:p>
@@ -876,12 +1086,69 @@
           <w:bCs/>
         </w:rPr>
       </w:pPr>
-      <w:r>
-        <w:rPr>
-          <w:b/>
-          <w:bCs/>
-        </w:rPr>
-        <w:t>qmk_firmware/keyboards/bastardkb/charybdis/4x6/config.h をテキストエディタで開きます 。</w:t>
+      <w:proofErr w:type="spellStart"/>
+      <w:r>
+        <w:rPr>
+          <w:b/>
+          <w:bCs/>
+        </w:rPr>
+        <w:t>qmk_firmware</w:t>
+      </w:r>
+      <w:proofErr w:type="spellEnd"/>
+      <w:r>
+        <w:rPr>
+          <w:b/>
+          <w:bCs/>
+        </w:rPr>
+        <w:t>/keyboards/</w:t>
+      </w:r>
+      <w:proofErr w:type="spellStart"/>
+      <w:r>
+        <w:rPr>
+          <w:b/>
+          <w:bCs/>
+        </w:rPr>
+        <w:t>bastardkb</w:t>
+      </w:r>
+      <w:proofErr w:type="spellEnd"/>
+      <w:r>
+        <w:rPr>
+          <w:b/>
+          <w:bCs/>
+        </w:rPr>
+        <w:t>/</w:t>
+      </w:r>
+      <w:proofErr w:type="spellStart"/>
+      <w:r>
+        <w:rPr>
+          <w:b/>
+          <w:bCs/>
+        </w:rPr>
+        <w:t>charybdis</w:t>
+      </w:r>
+      <w:proofErr w:type="spellEnd"/>
+      <w:r>
+        <w:rPr>
+          <w:b/>
+          <w:bCs/>
+        </w:rPr>
+        <w:t>/4x6/</w:t>
+      </w:r>
+      <w:proofErr w:type="spellStart"/>
+      <w:r>
+        <w:rPr>
+          <w:b/>
+          <w:bCs/>
+        </w:rPr>
+        <w:t>config.h</w:t>
+      </w:r>
+      <w:proofErr w:type="spellEnd"/>
+      <w:r>
+        <w:rPr>
+          <w:b/>
+          <w:bCs/>
+        </w:rPr>
+        <w:t xml:space="preserve"> をテキストエディタで開きます 。</w:t>
       </w:r>
     </w:p>
     <w:p>
@@ -984,12 +1251,69 @@
           <w:bCs/>
         </w:rPr>
       </w:pPr>
-      <w:r>
-        <w:rPr>
-          <w:b/>
-          <w:bCs/>
-        </w:rPr>
-        <w:t>qmk_firmware/keyboards/bastardkb/charybdis/4x6/keyboard.json を開きます。</w:t>
+      <w:proofErr w:type="spellStart"/>
+      <w:r>
+        <w:rPr>
+          <w:b/>
+          <w:bCs/>
+        </w:rPr>
+        <w:t>qmk_firmware</w:t>
+      </w:r>
+      <w:proofErr w:type="spellEnd"/>
+      <w:r>
+        <w:rPr>
+          <w:b/>
+          <w:bCs/>
+        </w:rPr>
+        <w:t>/keyboards/</w:t>
+      </w:r>
+      <w:proofErr w:type="spellStart"/>
+      <w:r>
+        <w:rPr>
+          <w:b/>
+          <w:bCs/>
+        </w:rPr>
+        <w:t>bastardkb</w:t>
+      </w:r>
+      <w:proofErr w:type="spellEnd"/>
+      <w:r>
+        <w:rPr>
+          <w:b/>
+          <w:bCs/>
+        </w:rPr>
+        <w:t>/</w:t>
+      </w:r>
+      <w:proofErr w:type="spellStart"/>
+      <w:r>
+        <w:rPr>
+          <w:b/>
+          <w:bCs/>
+        </w:rPr>
+        <w:t>charybdis</w:t>
+      </w:r>
+      <w:proofErr w:type="spellEnd"/>
+      <w:r>
+        <w:rPr>
+          <w:b/>
+          <w:bCs/>
+        </w:rPr>
+        <w:t>/4x6/</w:t>
+      </w:r>
+      <w:proofErr w:type="spellStart"/>
+      <w:r>
+        <w:rPr>
+          <w:b/>
+          <w:bCs/>
+        </w:rPr>
+        <w:t>keyboard.json</w:t>
+      </w:r>
+      <w:proofErr w:type="spellEnd"/>
+      <w:r>
+        <w:rPr>
+          <w:b/>
+          <w:bCs/>
+        </w:rPr>
+        <w:t xml:space="preserve"> を開きます。</w:t>
       </w:r>
       <w:r>
         <w:rPr>
@@ -1582,6 +1906,7 @@
         </w:rPr>
         <w:t>デスクトップに</w:t>
       </w:r>
+      <w:proofErr w:type="spellStart"/>
       <w:r>
         <w:rPr>
           <w:b/>
@@ -1589,6 +1914,7 @@
         </w:rPr>
         <w:t>via_layout.json</w:t>
       </w:r>
+      <w:proofErr w:type="spellEnd"/>
       <w:r>
         <w:rPr>
           <w:rFonts w:hint="eastAsia"/>
@@ -1662,26 +1988,62 @@
           <w:bCs/>
           <w:szCs w:val="21"/>
         </w:rPr>
-        <w:t xml:space="preserve">  "vendorId": "0xA8F8",</w:t>
-      </w:r>
-    </w:p>
-    <w:p>
-      <w:pPr>
-        <w:widowControl/>
-        <w:jc w:val="left"/>
-        <w:rPr>
-          <w:b/>
-          <w:bCs/>
-          <w:szCs w:val="21"/>
-        </w:rPr>
-      </w:pPr>
-      <w:r>
-        <w:rPr>
-          <w:b/>
-          <w:bCs/>
-          <w:szCs w:val="21"/>
-        </w:rPr>
-        <w:t xml:space="preserve">  "productId": "0x1833",</w:t>
+        <w:t xml:space="preserve">  "</w:t>
+      </w:r>
+      <w:proofErr w:type="spellStart"/>
+      <w:r>
+        <w:rPr>
+          <w:b/>
+          <w:bCs/>
+          <w:szCs w:val="21"/>
+        </w:rPr>
+        <w:t>vendorId</w:t>
+      </w:r>
+      <w:proofErr w:type="spellEnd"/>
+      <w:r>
+        <w:rPr>
+          <w:b/>
+          <w:bCs/>
+          <w:szCs w:val="21"/>
+        </w:rPr>
+        <w:t>": "0xA8F8",</w:t>
+      </w:r>
+    </w:p>
+    <w:p>
+      <w:pPr>
+        <w:widowControl/>
+        <w:jc w:val="left"/>
+        <w:rPr>
+          <w:b/>
+          <w:bCs/>
+          <w:szCs w:val="21"/>
+        </w:rPr>
+      </w:pPr>
+      <w:r>
+        <w:rPr>
+          <w:b/>
+          <w:bCs/>
+          <w:szCs w:val="21"/>
+        </w:rPr>
+        <w:t xml:space="preserve">  "</w:t>
+      </w:r>
+      <w:proofErr w:type="spellStart"/>
+      <w:r>
+        <w:rPr>
+          <w:b/>
+          <w:bCs/>
+          <w:szCs w:val="21"/>
+        </w:rPr>
+        <w:t>productId</w:t>
+      </w:r>
+      <w:proofErr w:type="spellEnd"/>
+      <w:r>
+        <w:rPr>
+          <w:b/>
+          <w:bCs/>
+          <w:szCs w:val="21"/>
+        </w:rPr>
+        <w:t>": "0x1833",</w:t>
       </w:r>
     </w:p>
     <w:p>
@@ -2161,6 +2523,7 @@
         </w:rPr>
         <w:t>→ローレルレイアウトを読み込むで「</w:t>
       </w:r>
+      <w:proofErr w:type="spellStart"/>
       <w:r>
         <w:rPr>
           <w:b/>
@@ -2169,6 +2532,7 @@
         </w:rPr>
         <w:t>via_layout.json</w:t>
       </w:r>
+      <w:proofErr w:type="spellEnd"/>
       <w:r>
         <w:rPr>
           <w:rFonts w:hint="eastAsia"/>
@@ -5283,7 +5647,7 @@
   <w:style w:type="paragraph" w:default="1" w:styleId="a">
     <w:name w:val="Normal"/>
     <w:qFormat/>
-    <w:rsid w:val="00506246"/>
+    <w:rsid w:val="00066BA3"/>
     <w:pPr>
       <w:widowControl w:val="0"/>
       <w:jc w:val="both"/>

--- a/Charybdis 4x6_QMKビルドガイド.docx
+++ b/Charybdis 4x6_QMKビルドガイド.docx
@@ -229,17 +229,8 @@
           <w:b/>
           <w:bCs/>
         </w:rPr>
-        <w:t xml:space="preserve">rm -rf </w:t>
-      </w:r>
-      <w:proofErr w:type="spellStart"/>
-      <w:r>
-        <w:rPr>
-          <w:b/>
-          <w:bCs/>
-        </w:rPr>
-        <w:t>qmk_firmware</w:t>
-      </w:r>
-      <w:proofErr w:type="spellEnd"/>
+        <w:t>rm -rf qmk_firmware</w:t>
+      </w:r>
     </w:p>
     <w:p>
       <w:pPr>
@@ -295,23 +286,7 @@
           <w:b/>
           <w:bCs/>
         </w:rPr>
-        <w:t>rm -rf /C/Users/$USER/</w:t>
-      </w:r>
-      <w:proofErr w:type="spellStart"/>
-      <w:r>
-        <w:rPr>
-          <w:b/>
-          <w:bCs/>
-        </w:rPr>
-        <w:t>AppData</w:t>
-      </w:r>
-      <w:proofErr w:type="spellEnd"/>
-      <w:r>
-        <w:rPr>
-          <w:b/>
-          <w:bCs/>
-        </w:rPr>
-        <w:t>/Local/QMK.EXE</w:t>
+        <w:t>rm -rf /C/Users/$USER/AppData/Local/QMK.EXE</w:t>
       </w:r>
     </w:p>
     <w:p>
@@ -340,37 +315,12 @@
           <w:bCs/>
         </w:rPr>
       </w:pPr>
-      <w:proofErr w:type="spellStart"/>
-      <w:r>
-        <w:rPr>
-          <w:b/>
-          <w:bCs/>
-        </w:rPr>
-        <w:t>qmk</w:t>
-      </w:r>
-      <w:proofErr w:type="spellEnd"/>
-      <w:r>
-        <w:rPr>
-          <w:b/>
-          <w:bCs/>
-        </w:rPr>
-        <w:t xml:space="preserve"> config </w:t>
-      </w:r>
-      <w:proofErr w:type="spellStart"/>
-      <w:r>
-        <w:rPr>
-          <w:b/>
-          <w:bCs/>
-        </w:rPr>
-        <w:t>user.qmk_home</w:t>
-      </w:r>
-      <w:proofErr w:type="spellEnd"/>
-      <w:r>
-        <w:rPr>
-          <w:b/>
-          <w:bCs/>
-        </w:rPr>
-        <w:t>=none</w:t>
+      <w:r>
+        <w:rPr>
+          <w:b/>
+          <w:bCs/>
+        </w:rPr>
+        <w:t>qmk config user.qmk_home=none</w:t>
       </w:r>
     </w:p>
     <w:p>
@@ -433,21 +383,12 @@
           <w:bCs/>
         </w:rPr>
       </w:pPr>
-      <w:proofErr w:type="spellStart"/>
-      <w:r>
-        <w:rPr>
-          <w:b/>
-          <w:bCs/>
-        </w:rPr>
-        <w:t>qmk</w:t>
-      </w:r>
-      <w:proofErr w:type="spellEnd"/>
-      <w:r>
-        <w:rPr>
-          <w:b/>
-          <w:bCs/>
-        </w:rPr>
-        <w:t xml:space="preserve"> setup を使わず、標準の git コマンドで、部品（サブモジュール）も含めて一気にダウンロードします。この方法なら認証エラーを回避しやすくなります。</w:t>
+      <w:r>
+        <w:rPr>
+          <w:b/>
+          <w:bCs/>
+        </w:rPr>
+        <w:t>qmk setup を使わず、標準の git コマンドで、部品（サブモジュール）も含めて一気にダウンロードします。この方法なら認証エラーを回避しやすくなります。</w:t>
       </w:r>
     </w:p>
     <w:p>
@@ -481,33 +422,8 @@
           <w:b/>
           <w:bCs/>
         </w:rPr>
-        <w:t xml:space="preserve">git clone --recursive --depth 1 -b </w:t>
-      </w:r>
-      <w:proofErr w:type="spellStart"/>
-      <w:r>
-        <w:rPr>
-          <w:b/>
-          <w:bCs/>
-        </w:rPr>
-        <w:t>bkb</w:t>
-      </w:r>
-      <w:proofErr w:type="spellEnd"/>
-      <w:r>
-        <w:rPr>
-          <w:b/>
-          <w:bCs/>
-        </w:rPr>
-        <w:t>-master https://github.com/Bastardkb/bastardkb-qmk.git ~/</w:t>
-      </w:r>
-      <w:proofErr w:type="spellStart"/>
-      <w:r>
-        <w:rPr>
-          <w:b/>
-          <w:bCs/>
-        </w:rPr>
-        <w:t>qmk_firmware</w:t>
-      </w:r>
-      <w:proofErr w:type="spellEnd"/>
+        <w:t>git clone --recursive --depth 1 -b bkb-master https://github.com/Bastardkb/bastardkb-qmk.git ~/qmk_firmware</w:t>
+      </w:r>
     </w:p>
     <w:p>
       <w:pPr>
@@ -540,74 +456,24 @@
           <w:b/>
           <w:bCs/>
         </w:rPr>
-        <w:t>cd ~/</w:t>
-      </w:r>
-      <w:proofErr w:type="spellStart"/>
-      <w:r>
-        <w:rPr>
-          <w:b/>
-          <w:bCs/>
-        </w:rPr>
-        <w:t>qmk_firmware</w:t>
-      </w:r>
-      <w:proofErr w:type="spellEnd"/>
-    </w:p>
-    <w:p>
-      <w:pPr>
-        <w:widowControl/>
-        <w:jc w:val="left"/>
-        <w:rPr>
-          <w:b/>
-          <w:bCs/>
-        </w:rPr>
-      </w:pPr>
-      <w:proofErr w:type="spellStart"/>
-      <w:r>
-        <w:rPr>
-          <w:b/>
-          <w:bCs/>
-        </w:rPr>
-        <w:t>qmk</w:t>
-      </w:r>
-      <w:proofErr w:type="spellEnd"/>
-      <w:r>
-        <w:rPr>
-          <w:b/>
-          <w:bCs/>
-        </w:rPr>
-        <w:t xml:space="preserve"> config </w:t>
-      </w:r>
-      <w:proofErr w:type="spellStart"/>
-      <w:r>
-        <w:rPr>
-          <w:b/>
-          <w:bCs/>
-        </w:rPr>
-        <w:t>user.qmk_home</w:t>
-      </w:r>
-      <w:proofErr w:type="spellEnd"/>
-      <w:r>
-        <w:rPr>
-          <w:b/>
-          <w:bCs/>
-        </w:rPr>
-        <w:t>=$(</w:t>
-      </w:r>
-      <w:proofErr w:type="spellStart"/>
-      <w:r>
-        <w:rPr>
-          <w:b/>
-          <w:bCs/>
-        </w:rPr>
-        <w:t>pwd</w:t>
-      </w:r>
-      <w:proofErr w:type="spellEnd"/>
-      <w:r>
-        <w:rPr>
-          <w:b/>
-          <w:bCs/>
-        </w:rPr>
-        <w:t>)</w:t>
+        <w:t>cd ~/qmk_firmware</w:t>
+      </w:r>
+    </w:p>
+    <w:p>
+      <w:pPr>
+        <w:widowControl/>
+        <w:jc w:val="left"/>
+        <w:rPr>
+          <w:b/>
+          <w:bCs/>
+        </w:rPr>
+      </w:pPr>
+      <w:r>
+        <w:rPr>
+          <w:b/>
+          <w:bCs/>
+        </w:rPr>
+        <w:t>qmk config user.qmk_home=$(pwd)</w:t>
       </w:r>
     </w:p>
     <w:p>
@@ -683,52 +549,33 @@
         <w:widowControl/>
         <w:jc w:val="left"/>
         <w:rPr>
-          <w:rFonts w:hint="eastAsia"/>
-          <w:b/>
-          <w:bCs/>
-        </w:rPr>
-      </w:pPr>
-      <w:r>
-        <w:rPr>
-          <w:b/>
-          <w:bCs/>
-        </w:rPr>
-        <w:t>cd ~/</w:t>
-      </w:r>
-      <w:proofErr w:type="spellStart"/>
-      <w:r>
-        <w:rPr>
-          <w:b/>
-          <w:bCs/>
-        </w:rPr>
-        <w:t>qmk_firmware</w:t>
-      </w:r>
-      <w:proofErr w:type="spellEnd"/>
-    </w:p>
-    <w:p>
-      <w:pPr>
-        <w:widowControl/>
-        <w:jc w:val="left"/>
-        <w:rPr>
-          <w:b/>
-          <w:bCs/>
-        </w:rPr>
-      </w:pPr>
-      <w:proofErr w:type="spellStart"/>
-      <w:r>
-        <w:rPr>
-          <w:b/>
-          <w:bCs/>
-        </w:rPr>
-        <w:t>qmk</w:t>
-      </w:r>
-      <w:proofErr w:type="spellEnd"/>
-      <w:r>
-        <w:rPr>
-          <w:b/>
-          <w:bCs/>
-        </w:rPr>
-        <w:t xml:space="preserve"> clean</w:t>
+          <w:b/>
+          <w:bCs/>
+        </w:rPr>
+      </w:pPr>
+      <w:r>
+        <w:rPr>
+          <w:b/>
+          <w:bCs/>
+        </w:rPr>
+        <w:t>cd ~/qmk_firmware</w:t>
+      </w:r>
+    </w:p>
+    <w:p>
+      <w:pPr>
+        <w:widowControl/>
+        <w:jc w:val="left"/>
+        <w:rPr>
+          <w:b/>
+          <w:bCs/>
+        </w:rPr>
+      </w:pPr>
+      <w:r>
+        <w:rPr>
+          <w:b/>
+          <w:bCs/>
+        </w:rPr>
+        <w:t>qmk clean</w:t>
       </w:r>
     </w:p>
     <w:p>
@@ -784,53 +631,12 @@
           <w:bCs/>
         </w:rPr>
       </w:pPr>
-      <w:proofErr w:type="spellStart"/>
-      <w:r>
-        <w:rPr>
-          <w:b/>
-          <w:bCs/>
-        </w:rPr>
-        <w:t>qmk</w:t>
-      </w:r>
-      <w:proofErr w:type="spellEnd"/>
-      <w:r>
-        <w:rPr>
-          <w:b/>
-          <w:bCs/>
-        </w:rPr>
-        <w:t xml:space="preserve"> compile -kb </w:t>
-      </w:r>
-      <w:proofErr w:type="spellStart"/>
-      <w:r>
-        <w:rPr>
-          <w:b/>
-          <w:bCs/>
-        </w:rPr>
-        <w:t>bastardkb</w:t>
-      </w:r>
-      <w:proofErr w:type="spellEnd"/>
-      <w:r>
-        <w:rPr>
-          <w:b/>
-          <w:bCs/>
-        </w:rPr>
-        <w:t>/</w:t>
-      </w:r>
-      <w:proofErr w:type="spellStart"/>
-      <w:r>
-        <w:rPr>
-          <w:b/>
-          <w:bCs/>
-        </w:rPr>
-        <w:t>charybdis</w:t>
-      </w:r>
-      <w:proofErr w:type="spellEnd"/>
-      <w:r>
-        <w:rPr>
-          <w:b/>
-          <w:bCs/>
-        </w:rPr>
-        <w:t>/4x6 -km default -e VIA_ENABLE=yes -e VIAL_ENABLE=yes -e COMBO_ENABLE=yes</w:t>
+      <w:r>
+        <w:rPr>
+          <w:b/>
+          <w:bCs/>
+        </w:rPr>
+        <w:t>qmk compile -kb bastardkb/charybdis/4x6 -km default -e VIA_ENABLE=yes -e VIAL_ENABLE=yes</w:t>
       </w:r>
     </w:p>
     <w:p>
@@ -1086,69 +892,12 @@
           <w:bCs/>
         </w:rPr>
       </w:pPr>
-      <w:proofErr w:type="spellStart"/>
-      <w:r>
-        <w:rPr>
-          <w:b/>
-          <w:bCs/>
-        </w:rPr>
-        <w:t>qmk_firmware</w:t>
-      </w:r>
-      <w:proofErr w:type="spellEnd"/>
-      <w:r>
-        <w:rPr>
-          <w:b/>
-          <w:bCs/>
-        </w:rPr>
-        <w:t>/keyboards/</w:t>
-      </w:r>
-      <w:proofErr w:type="spellStart"/>
-      <w:r>
-        <w:rPr>
-          <w:b/>
-          <w:bCs/>
-        </w:rPr>
-        <w:t>bastardkb</w:t>
-      </w:r>
-      <w:proofErr w:type="spellEnd"/>
-      <w:r>
-        <w:rPr>
-          <w:b/>
-          <w:bCs/>
-        </w:rPr>
-        <w:t>/</w:t>
-      </w:r>
-      <w:proofErr w:type="spellStart"/>
-      <w:r>
-        <w:rPr>
-          <w:b/>
-          <w:bCs/>
-        </w:rPr>
-        <w:t>charybdis</w:t>
-      </w:r>
-      <w:proofErr w:type="spellEnd"/>
-      <w:r>
-        <w:rPr>
-          <w:b/>
-          <w:bCs/>
-        </w:rPr>
-        <w:t>/4x6/</w:t>
-      </w:r>
-      <w:proofErr w:type="spellStart"/>
-      <w:r>
-        <w:rPr>
-          <w:b/>
-          <w:bCs/>
-        </w:rPr>
-        <w:t>config.h</w:t>
-      </w:r>
-      <w:proofErr w:type="spellEnd"/>
-      <w:r>
-        <w:rPr>
-          <w:b/>
-          <w:bCs/>
-        </w:rPr>
-        <w:t xml:space="preserve"> をテキストエディタで開きます 。</w:t>
+      <w:r>
+        <w:rPr>
+          <w:b/>
+          <w:bCs/>
+        </w:rPr>
+        <w:t>qmk_firmware/keyboards/bastardkb/charybdis/4x6/config.h をテキストエディタで開きます 。</w:t>
       </w:r>
     </w:p>
     <w:p>
@@ -1251,69 +1000,12 @@
           <w:bCs/>
         </w:rPr>
       </w:pPr>
-      <w:proofErr w:type="spellStart"/>
-      <w:r>
-        <w:rPr>
-          <w:b/>
-          <w:bCs/>
-        </w:rPr>
-        <w:t>qmk_firmware</w:t>
-      </w:r>
-      <w:proofErr w:type="spellEnd"/>
-      <w:r>
-        <w:rPr>
-          <w:b/>
-          <w:bCs/>
-        </w:rPr>
-        <w:t>/keyboards/</w:t>
-      </w:r>
-      <w:proofErr w:type="spellStart"/>
-      <w:r>
-        <w:rPr>
-          <w:b/>
-          <w:bCs/>
-        </w:rPr>
-        <w:t>bastardkb</w:t>
-      </w:r>
-      <w:proofErr w:type="spellEnd"/>
-      <w:r>
-        <w:rPr>
-          <w:b/>
-          <w:bCs/>
-        </w:rPr>
-        <w:t>/</w:t>
-      </w:r>
-      <w:proofErr w:type="spellStart"/>
-      <w:r>
-        <w:rPr>
-          <w:b/>
-          <w:bCs/>
-        </w:rPr>
-        <w:t>charybdis</w:t>
-      </w:r>
-      <w:proofErr w:type="spellEnd"/>
-      <w:r>
-        <w:rPr>
-          <w:b/>
-          <w:bCs/>
-        </w:rPr>
-        <w:t>/4x6/</w:t>
-      </w:r>
-      <w:proofErr w:type="spellStart"/>
-      <w:r>
-        <w:rPr>
-          <w:b/>
-          <w:bCs/>
-        </w:rPr>
-        <w:t>keyboard.json</w:t>
-      </w:r>
-      <w:proofErr w:type="spellEnd"/>
-      <w:r>
-        <w:rPr>
-          <w:b/>
-          <w:bCs/>
-        </w:rPr>
-        <w:t xml:space="preserve"> を開きます。</w:t>
+      <w:r>
+        <w:rPr>
+          <w:b/>
+          <w:bCs/>
+        </w:rPr>
+        <w:t>qmk_firmware/keyboards/bastardkb/charybdis/4x6/keyboard.json を開きます。</w:t>
       </w:r>
       <w:r>
         <w:rPr>
@@ -1906,7 +1598,6 @@
         </w:rPr>
         <w:t>デスクトップに</w:t>
       </w:r>
-      <w:proofErr w:type="spellStart"/>
       <w:r>
         <w:rPr>
           <w:b/>
@@ -1914,7 +1605,6 @@
         </w:rPr>
         <w:t>via_layout.json</w:t>
       </w:r>
-      <w:proofErr w:type="spellEnd"/>
       <w:r>
         <w:rPr>
           <w:rFonts w:hint="eastAsia"/>
@@ -1988,62 +1678,26 @@
           <w:bCs/>
           <w:szCs w:val="21"/>
         </w:rPr>
-        <w:t xml:space="preserve">  "</w:t>
-      </w:r>
-      <w:proofErr w:type="spellStart"/>
-      <w:r>
-        <w:rPr>
-          <w:b/>
-          <w:bCs/>
-          <w:szCs w:val="21"/>
-        </w:rPr>
-        <w:t>vendorId</w:t>
-      </w:r>
-      <w:proofErr w:type="spellEnd"/>
-      <w:r>
-        <w:rPr>
-          <w:b/>
-          <w:bCs/>
-          <w:szCs w:val="21"/>
-        </w:rPr>
-        <w:t>": "0xA8F8",</w:t>
-      </w:r>
-    </w:p>
-    <w:p>
-      <w:pPr>
-        <w:widowControl/>
-        <w:jc w:val="left"/>
-        <w:rPr>
-          <w:b/>
-          <w:bCs/>
-          <w:szCs w:val="21"/>
-        </w:rPr>
-      </w:pPr>
-      <w:r>
-        <w:rPr>
-          <w:b/>
-          <w:bCs/>
-          <w:szCs w:val="21"/>
-        </w:rPr>
-        <w:t xml:space="preserve">  "</w:t>
-      </w:r>
-      <w:proofErr w:type="spellStart"/>
-      <w:r>
-        <w:rPr>
-          <w:b/>
-          <w:bCs/>
-          <w:szCs w:val="21"/>
-        </w:rPr>
-        <w:t>productId</w:t>
-      </w:r>
-      <w:proofErr w:type="spellEnd"/>
-      <w:r>
-        <w:rPr>
-          <w:b/>
-          <w:bCs/>
-          <w:szCs w:val="21"/>
-        </w:rPr>
-        <w:t>": "0x1833",</w:t>
+        <w:t xml:space="preserve">  "vendorId": "0xA8F8",</w:t>
+      </w:r>
+    </w:p>
+    <w:p>
+      <w:pPr>
+        <w:widowControl/>
+        <w:jc w:val="left"/>
+        <w:rPr>
+          <w:b/>
+          <w:bCs/>
+          <w:szCs w:val="21"/>
+        </w:rPr>
+      </w:pPr>
+      <w:r>
+        <w:rPr>
+          <w:b/>
+          <w:bCs/>
+          <w:szCs w:val="21"/>
+        </w:rPr>
+        <w:t xml:space="preserve">  "productId": "0x1833",</w:t>
       </w:r>
     </w:p>
     <w:p>
@@ -2363,7 +2017,12 @@
     </w:p>
     <w:p>
       <w:pPr>
-        <w:widowControl/>
+        <w:pStyle w:val="a9"/>
+        <w:widowControl/>
+        <w:numPr>
+          <w:ilvl w:val="0"/>
+          <w:numId w:val="19"/>
+        </w:numPr>
         <w:jc w:val="left"/>
         <w:rPr>
           <w:b/>
@@ -2378,7 +2037,312 @@
           <w:bCs/>
           <w:szCs w:val="21"/>
         </w:rPr>
-        <w:t>4.</w:t>
+        <w:t>コンボの使用可にする</w:t>
+      </w:r>
+    </w:p>
+    <w:p>
+      <w:pPr>
+        <w:widowControl/>
+        <w:jc w:val="left"/>
+        <w:rPr>
+          <w:b/>
+          <w:bCs/>
+          <w:szCs w:val="21"/>
+        </w:rPr>
+      </w:pPr>
+      <w:r>
+        <w:rPr>
+          <w:b/>
+          <w:bCs/>
+          <w:szCs w:val="21"/>
+        </w:rPr>
+        <w:t>~/qmk_firmware/keyboards/bastardkb/charybdis/4x6/keymaps/default/keymap.c</w:t>
+      </w:r>
+    </w:p>
+    <w:p>
+      <w:pPr>
+        <w:widowControl/>
+        <w:jc w:val="left"/>
+        <w:rPr>
+          <w:b/>
+          <w:bCs/>
+          <w:szCs w:val="21"/>
+        </w:rPr>
+      </w:pPr>
+      <w:r>
+        <w:rPr>
+          <w:b/>
+          <w:bCs/>
+          <w:szCs w:val="21"/>
+        </w:rPr>
+        <w:t>ファイルの一番最後に、以下の3行をコピー＆ペーストして保存してください。</w:t>
+      </w:r>
+    </w:p>
+    <w:p>
+      <w:pPr>
+        <w:widowControl/>
+        <w:jc w:val="left"/>
+        <w:rPr>
+          <w:rFonts w:hint="eastAsia"/>
+          <w:b/>
+          <w:bCs/>
+          <w:szCs w:val="21"/>
+        </w:rPr>
+      </w:pPr>
+    </w:p>
+    <w:p>
+      <w:pPr>
+        <w:widowControl/>
+        <w:jc w:val="left"/>
+        <w:rPr>
+          <w:b/>
+          <w:bCs/>
+          <w:szCs w:val="21"/>
+        </w:rPr>
+      </w:pPr>
+      <w:r>
+        <w:rPr>
+          <w:b/>
+          <w:bCs/>
+          <w:szCs w:val="21"/>
+        </w:rPr>
+        <w:t xml:space="preserve">// コンボ機能の受け皿（これがないとビルドエラーになります） </w:t>
+      </w:r>
+    </w:p>
+    <w:p>
+      <w:pPr>
+        <w:widowControl/>
+        <w:jc w:val="left"/>
+        <w:rPr>
+          <w:b/>
+          <w:bCs/>
+          <w:szCs w:val="21"/>
+        </w:rPr>
+      </w:pPr>
+      <w:r>
+        <w:rPr>
+          <w:b/>
+          <w:bCs/>
+          <w:szCs w:val="21"/>
+        </w:rPr>
+        <w:t>combo_t key_combos[] = {};</w:t>
+      </w:r>
+    </w:p>
+    <w:p>
+      <w:pPr>
+        <w:widowControl/>
+        <w:jc w:val="left"/>
+        <w:rPr>
+          <w:b/>
+          <w:bCs/>
+          <w:szCs w:val="21"/>
+        </w:rPr>
+      </w:pPr>
+      <w:r>
+        <w:rPr>
+          <w:b/>
+          <w:bCs/>
+          <w:szCs w:val="21"/>
+        </w:rPr>
+        <w:br w:type="page"/>
+      </w:r>
+    </w:p>
+    <w:p>
+      <w:pPr>
+        <w:widowControl/>
+        <w:jc w:val="left"/>
+        <w:rPr>
+          <w:b/>
+          <w:bCs/>
+          <w:szCs w:val="21"/>
+        </w:rPr>
+      </w:pPr>
+    </w:p>
+    <w:p>
+      <w:pPr>
+        <w:widowControl/>
+        <w:jc w:val="left"/>
+        <w:rPr>
+          <w:b/>
+          <w:bCs/>
+        </w:rPr>
+      </w:pPr>
+      <w:r>
+        <w:rPr>
+          <w:rFonts w:hint="eastAsia"/>
+          <w:b/>
+          <w:bCs/>
+        </w:rPr>
+        <w:t>5</w:t>
+      </w:r>
+      <w:r>
+        <w:rPr>
+          <w:rFonts w:hint="eastAsia"/>
+          <w:b/>
+          <w:bCs/>
+        </w:rPr>
+        <w:t>. ビルド実行(</w:t>
+      </w:r>
+      <w:r>
+        <w:rPr>
+          <w:b/>
+          <w:bCs/>
+        </w:rPr>
+        <w:t>bastardkb_charybdis_4x6_default.uf2</w:t>
+      </w:r>
+      <w:r>
+        <w:rPr>
+          <w:rFonts w:hint="eastAsia"/>
+          <w:b/>
+          <w:bCs/>
+        </w:rPr>
+        <w:t>の生成)</w:t>
+      </w:r>
+    </w:p>
+    <w:p>
+      <w:pPr>
+        <w:widowControl/>
+        <w:jc w:val="left"/>
+        <w:rPr>
+          <w:b/>
+          <w:bCs/>
+        </w:rPr>
+      </w:pPr>
+      <w:r>
+        <w:rPr>
+          <w:b/>
+          <w:bCs/>
+        </w:rPr>
+        <w:t># キャッシュを掃除</w:t>
+      </w:r>
+    </w:p>
+    <w:p>
+      <w:pPr>
+        <w:widowControl/>
+        <w:jc w:val="left"/>
+        <w:rPr>
+          <w:b/>
+          <w:bCs/>
+        </w:rPr>
+      </w:pPr>
+      <w:r>
+        <w:rPr>
+          <w:b/>
+          <w:bCs/>
+        </w:rPr>
+        <w:t>cd ~/qmk_firmware</w:t>
+      </w:r>
+    </w:p>
+    <w:p>
+      <w:pPr>
+        <w:widowControl/>
+        <w:jc w:val="left"/>
+        <w:rPr>
+          <w:b/>
+          <w:bCs/>
+        </w:rPr>
+      </w:pPr>
+      <w:r>
+        <w:rPr>
+          <w:b/>
+          <w:bCs/>
+        </w:rPr>
+        <w:t>qmk clean</w:t>
+      </w:r>
+    </w:p>
+    <w:p>
+      <w:pPr>
+        <w:widowControl/>
+        <w:jc w:val="left"/>
+        <w:rPr>
+          <w:b/>
+          <w:bCs/>
+        </w:rPr>
+      </w:pPr>
+    </w:p>
+    <w:p>
+      <w:pPr>
+        <w:widowControl/>
+        <w:jc w:val="left"/>
+        <w:rPr>
+          <w:b/>
+          <w:bCs/>
+        </w:rPr>
+      </w:pPr>
+      <w:r>
+        <w:rPr>
+          <w:b/>
+          <w:bCs/>
+        </w:rPr>
+        <w:t xml:space="preserve"># </w:t>
+      </w:r>
+      <w:r>
+        <w:rPr>
+          <w:b/>
+          <w:bCs/>
+          <w:szCs w:val="21"/>
+        </w:rPr>
+        <w:t>ビルドコマンドを少し変更して実行する</w:t>
+      </w:r>
+    </w:p>
+    <w:p>
+      <w:pPr>
+        <w:widowControl/>
+        <w:jc w:val="left"/>
+        <w:rPr>
+          <w:b/>
+          <w:bCs/>
+          <w:szCs w:val="21"/>
+        </w:rPr>
+      </w:pPr>
+      <w:r>
+        <w:rPr>
+          <w:b/>
+          <w:bCs/>
+          <w:szCs w:val="21"/>
+        </w:rPr>
+        <w:t>qmk compile -kb bastardkb/charybdis/4x6 -km default -e VIA_ENABLE=yes -e VIAL_ENABLE=yes -e COMBO_ENABLE=yes -e VIAL_COMBO_ENABLE=yes</w:t>
+      </w:r>
+    </w:p>
+    <w:p>
+      <w:pPr>
+        <w:widowControl/>
+        <w:jc w:val="left"/>
+        <w:rPr>
+          <w:rFonts w:hint="eastAsia"/>
+          <w:b/>
+          <w:bCs/>
+          <w:szCs w:val="21"/>
+        </w:rPr>
+      </w:pPr>
+    </w:p>
+    <w:p>
+      <w:pPr>
+        <w:widowControl/>
+        <w:jc w:val="left"/>
+        <w:rPr>
+          <w:b/>
+          <w:bCs/>
+          <w:szCs w:val="21"/>
+        </w:rPr>
+      </w:pPr>
+      <w:r>
+        <w:rPr>
+          <w:rFonts w:hint="eastAsia"/>
+          <w:b/>
+          <w:bCs/>
+          <w:szCs w:val="21"/>
+        </w:rPr>
+        <w:t>6</w:t>
+      </w:r>
+      <w:r>
+        <w:rPr>
+          <w:rFonts w:hint="eastAsia"/>
+          <w:b/>
+          <w:bCs/>
+          <w:szCs w:val="21"/>
+        </w:rPr>
+        <w:t>.</w:t>
       </w:r>
       <w:r>
         <w:rPr>
@@ -2523,7 +2487,6 @@
         </w:rPr>
         <w:t>→ローレルレイアウトを読み込むで「</w:t>
       </w:r>
-      <w:proofErr w:type="spellStart"/>
       <w:r>
         <w:rPr>
           <w:b/>
@@ -2532,7 +2495,6 @@
         </w:rPr>
         <w:t>via_layout.json</w:t>
       </w:r>
-      <w:proofErr w:type="spellEnd"/>
       <w:r>
         <w:rPr>
           <w:rFonts w:hint="eastAsia"/>
@@ -5853,7 +5815,6 @@
   <w:style w:type="character" w:default="1" w:styleId="a0">
     <w:name w:val="Default Paragraph Font"/>
     <w:uiPriority w:val="1"/>
-    <w:semiHidden/>
     <w:unhideWhenUsed/>
   </w:style>
   <w:style w:type="table" w:default="1" w:styleId="a1">

--- a/Charybdis 4x6_QMKビルドガイド.docx
+++ b/Charybdis 4x6_QMKビルドガイド.docx
@@ -2083,119 +2083,110 @@
         <w:widowControl/>
         <w:jc w:val="left"/>
         <w:rPr>
+          <w:b/>
+          <w:bCs/>
+          <w:szCs w:val="21"/>
+        </w:rPr>
+      </w:pPr>
+    </w:p>
+    <w:p>
+      <w:pPr>
+        <w:widowControl/>
+        <w:jc w:val="left"/>
+        <w:rPr>
+          <w:b/>
+          <w:bCs/>
+          <w:szCs w:val="21"/>
+        </w:rPr>
+      </w:pPr>
+      <w:r>
+        <w:rPr>
+          <w:b/>
+          <w:bCs/>
+          <w:szCs w:val="21"/>
+        </w:rPr>
+        <w:t xml:space="preserve">// コンボ機能の受け皿（これがないとビルドエラーになります） </w:t>
+      </w:r>
+    </w:p>
+    <w:p>
+      <w:pPr>
+        <w:widowControl/>
+        <w:jc w:val="left"/>
+        <w:rPr>
+          <w:b/>
+          <w:bCs/>
+          <w:szCs w:val="21"/>
+        </w:rPr>
+      </w:pPr>
+      <w:r>
+        <w:rPr>
+          <w:b/>
+          <w:bCs/>
+          <w:szCs w:val="21"/>
+        </w:rPr>
+        <w:t>combo_t key_combos[] = {};</w:t>
+      </w:r>
+    </w:p>
+    <w:p>
+      <w:pPr>
+        <w:widowControl/>
+        <w:jc w:val="left"/>
+        <w:rPr>
+          <w:b/>
+          <w:bCs/>
+          <w:szCs w:val="21"/>
+        </w:rPr>
+      </w:pPr>
+      <w:r>
+        <w:rPr>
+          <w:b/>
+          <w:bCs/>
+          <w:szCs w:val="21"/>
+        </w:rPr>
+        <w:br w:type="page"/>
+      </w:r>
+    </w:p>
+    <w:p>
+      <w:pPr>
+        <w:widowControl/>
+        <w:jc w:val="left"/>
+        <w:rPr>
+          <w:b/>
+          <w:bCs/>
+          <w:szCs w:val="21"/>
+        </w:rPr>
+      </w:pPr>
+    </w:p>
+    <w:p>
+      <w:pPr>
+        <w:widowControl/>
+        <w:jc w:val="left"/>
+        <w:rPr>
+          <w:b/>
+          <w:bCs/>
+        </w:rPr>
+      </w:pPr>
+      <w:r>
+        <w:rPr>
           <w:rFonts w:hint="eastAsia"/>
           <w:b/>
           <w:bCs/>
-          <w:szCs w:val="21"/>
-        </w:rPr>
-      </w:pPr>
-    </w:p>
-    <w:p>
-      <w:pPr>
-        <w:widowControl/>
-        <w:jc w:val="left"/>
-        <w:rPr>
-          <w:b/>
-          <w:bCs/>
-          <w:szCs w:val="21"/>
-        </w:rPr>
-      </w:pPr>
-      <w:r>
-        <w:rPr>
-          <w:b/>
-          <w:bCs/>
-          <w:szCs w:val="21"/>
-        </w:rPr>
-        <w:t xml:space="preserve">// コンボ機能の受け皿（これがないとビルドエラーになります） </w:t>
-      </w:r>
-    </w:p>
-    <w:p>
-      <w:pPr>
-        <w:widowControl/>
-        <w:jc w:val="left"/>
-        <w:rPr>
-          <w:b/>
-          <w:bCs/>
-          <w:szCs w:val="21"/>
-        </w:rPr>
-      </w:pPr>
-      <w:r>
-        <w:rPr>
-          <w:b/>
-          <w:bCs/>
-          <w:szCs w:val="21"/>
-        </w:rPr>
-        <w:t>combo_t key_combos[] = {};</w:t>
-      </w:r>
-    </w:p>
-    <w:p>
-      <w:pPr>
-        <w:widowControl/>
-        <w:jc w:val="left"/>
-        <w:rPr>
-          <w:b/>
-          <w:bCs/>
-          <w:szCs w:val="21"/>
-        </w:rPr>
-      </w:pPr>
-      <w:r>
-        <w:rPr>
-          <w:b/>
-          <w:bCs/>
-          <w:szCs w:val="21"/>
-        </w:rPr>
-        <w:br w:type="page"/>
-      </w:r>
-    </w:p>
-    <w:p>
-      <w:pPr>
-        <w:widowControl/>
-        <w:jc w:val="left"/>
-        <w:rPr>
-          <w:b/>
-          <w:bCs/>
-          <w:szCs w:val="21"/>
-        </w:rPr>
-      </w:pPr>
-    </w:p>
-    <w:p>
-      <w:pPr>
-        <w:widowControl/>
-        <w:jc w:val="left"/>
-        <w:rPr>
-          <w:b/>
-          <w:bCs/>
-        </w:rPr>
-      </w:pPr>
+        </w:rPr>
+        <w:t>5. ビルド実行(</w:t>
+      </w:r>
+      <w:r>
+        <w:rPr>
+          <w:b/>
+          <w:bCs/>
+        </w:rPr>
+        <w:t>bastardkb_charybdis_4x6_default.uf2</w:t>
+      </w:r>
       <w:r>
         <w:rPr>
           <w:rFonts w:hint="eastAsia"/>
           <w:b/>
           <w:bCs/>
         </w:rPr>
-        <w:t>5</w:t>
-      </w:r>
-      <w:r>
-        <w:rPr>
-          <w:rFonts w:hint="eastAsia"/>
-          <w:b/>
-          <w:bCs/>
-        </w:rPr>
-        <w:t>. ビルド実行(</w:t>
-      </w:r>
-      <w:r>
-        <w:rPr>
-          <w:b/>
-          <w:bCs/>
-        </w:rPr>
-        <w:t>bastardkb_charybdis_4x6_default.uf2</w:t>
-      </w:r>
-      <w:r>
-        <w:rPr>
-          <w:rFonts w:hint="eastAsia"/>
-          <w:b/>
-          <w:bCs/>
-        </w:rPr>
         <w:t>の生成)</w:t>
       </w:r>
     </w:p>
@@ -2309,7 +2300,6 @@
         <w:widowControl/>
         <w:jc w:val="left"/>
         <w:rPr>
-          <w:rFonts w:hint="eastAsia"/>
           <w:b/>
           <w:bCs/>
           <w:szCs w:val="21"/>
@@ -2557,6 +2547,1038 @@
             </a:graphic>
           </wp:inline>
         </w:drawing>
+      </w:r>
+    </w:p>
+    <w:p>
+      <w:pPr>
+        <w:widowControl/>
+        <w:jc w:val="left"/>
+        <w:rPr>
+          <w:b/>
+          <w:bCs/>
+          <w:szCs w:val="21"/>
+        </w:rPr>
+      </w:pPr>
+    </w:p>
+    <w:p>
+      <w:pPr>
+        <w:widowControl/>
+        <w:jc w:val="left"/>
+        <w:rPr>
+          <w:rFonts w:hint="eastAsia"/>
+          <w:b/>
+          <w:bCs/>
+          <w:szCs w:val="21"/>
+        </w:rPr>
+      </w:pPr>
+    </w:p>
+    <w:p>
+      <w:pPr>
+        <w:widowControl/>
+        <w:jc w:val="left"/>
+        <w:rPr>
+          <w:rFonts w:hint="eastAsia"/>
+          <w:b/>
+          <w:bCs/>
+          <w:szCs w:val="21"/>
+        </w:rPr>
+      </w:pPr>
+      <w:r>
+        <w:rPr>
+          <w:rFonts w:hint="eastAsia"/>
+          <w:b/>
+          <w:bCs/>
+          <w:szCs w:val="21"/>
+        </w:rPr>
+        <w:t>レイヤー表示(</w:t>
+      </w:r>
+      <w:r>
+        <w:rPr>
+          <w:rFonts w:hint="eastAsia"/>
+          <w:b/>
+          <w:bCs/>
+          <w:szCs w:val="21"/>
+        </w:rPr>
+        <w:t>レイヤー変更でキーマップ表示</w:t>
+      </w:r>
+      <w:r>
+        <w:rPr>
+          <w:rFonts w:hint="eastAsia"/>
+          <w:b/>
+          <w:bCs/>
+          <w:szCs w:val="21"/>
+        </w:rPr>
+        <w:t>f13~f20の表示</w:t>
+      </w:r>
+      <w:r>
+        <w:rPr>
+          <w:rFonts w:hint="eastAsia"/>
+          <w:b/>
+          <w:bCs/>
+          <w:szCs w:val="21"/>
+        </w:rPr>
+        <w:t>)</w:t>
+      </w:r>
+    </w:p>
+    <w:p>
+      <w:pPr>
+        <w:widowControl/>
+        <w:jc w:val="left"/>
+        <w:rPr>
+          <w:b/>
+          <w:bCs/>
+          <w:szCs w:val="21"/>
+        </w:rPr>
+      </w:pPr>
+      <w:r>
+        <w:rPr>
+          <w:b/>
+          <w:bCs/>
+          <w:szCs w:val="21"/>
+        </w:rPr>
+        <w:t>~/qmk_firmware/keyboards/bastardkb/charybdis/4x6/keymaps/default/keymap.c</w:t>
+      </w:r>
+    </w:p>
+    <w:p>
+      <w:pPr>
+        <w:widowControl/>
+        <w:jc w:val="left"/>
+        <w:rPr>
+          <w:b/>
+          <w:bCs/>
+          <w:szCs w:val="21"/>
+        </w:rPr>
+      </w:pPr>
+    </w:p>
+    <w:p>
+      <w:pPr>
+        <w:widowControl/>
+        <w:jc w:val="left"/>
+        <w:rPr>
+          <w:b/>
+          <w:bCs/>
+          <w:szCs w:val="21"/>
+        </w:rPr>
+      </w:pPr>
+      <w:r>
+        <w:rPr>
+          <w:b/>
+          <w:bCs/>
+          <w:szCs w:val="21"/>
+        </w:rPr>
+        <w:t>// レイヤー変更通知用</w:t>
+      </w:r>
+    </w:p>
+    <w:p>
+      <w:pPr>
+        <w:widowControl/>
+        <w:jc w:val="left"/>
+        <w:rPr>
+          <w:b/>
+          <w:bCs/>
+          <w:szCs w:val="21"/>
+        </w:rPr>
+      </w:pPr>
+      <w:r>
+        <w:rPr>
+          <w:b/>
+          <w:bCs/>
+          <w:szCs w:val="21"/>
+        </w:rPr>
+        <w:t>// Layer 0 -&gt; F13</w:t>
+      </w:r>
+    </w:p>
+    <w:p>
+      <w:pPr>
+        <w:widowControl/>
+        <w:jc w:val="left"/>
+        <w:rPr>
+          <w:b/>
+          <w:bCs/>
+          <w:szCs w:val="21"/>
+        </w:rPr>
+      </w:pPr>
+      <w:r>
+        <w:rPr>
+          <w:b/>
+          <w:bCs/>
+          <w:szCs w:val="21"/>
+        </w:rPr>
+        <w:t>// Layer 1 -&gt; F14</w:t>
+      </w:r>
+    </w:p>
+    <w:p>
+      <w:pPr>
+        <w:widowControl/>
+        <w:jc w:val="left"/>
+        <w:rPr>
+          <w:b/>
+          <w:bCs/>
+          <w:szCs w:val="21"/>
+        </w:rPr>
+      </w:pPr>
+      <w:r>
+        <w:rPr>
+          <w:b/>
+          <w:bCs/>
+          <w:szCs w:val="21"/>
+        </w:rPr>
+        <w:t>// Layer 2 -&gt; F15</w:t>
+      </w:r>
+    </w:p>
+    <w:p>
+      <w:pPr>
+        <w:widowControl/>
+        <w:jc w:val="left"/>
+        <w:rPr>
+          <w:b/>
+          <w:bCs/>
+          <w:szCs w:val="21"/>
+        </w:rPr>
+      </w:pPr>
+      <w:r>
+        <w:rPr>
+          <w:b/>
+          <w:bCs/>
+          <w:szCs w:val="21"/>
+        </w:rPr>
+        <w:t>// Layer 3 -&gt; F16</w:t>
+      </w:r>
+    </w:p>
+    <w:p>
+      <w:pPr>
+        <w:widowControl/>
+        <w:jc w:val="left"/>
+        <w:rPr>
+          <w:b/>
+          <w:bCs/>
+          <w:szCs w:val="21"/>
+        </w:rPr>
+      </w:pPr>
+      <w:r>
+        <w:rPr>
+          <w:b/>
+          <w:bCs/>
+          <w:szCs w:val="21"/>
+        </w:rPr>
+        <w:t>// Layer 4 -&gt; F17</w:t>
+      </w:r>
+    </w:p>
+    <w:p>
+      <w:pPr>
+        <w:widowControl/>
+        <w:jc w:val="left"/>
+        <w:rPr>
+          <w:b/>
+          <w:bCs/>
+          <w:szCs w:val="21"/>
+        </w:rPr>
+      </w:pPr>
+      <w:r>
+        <w:rPr>
+          <w:b/>
+          <w:bCs/>
+          <w:szCs w:val="21"/>
+        </w:rPr>
+        <w:t>// Layer 5 -&gt; F18</w:t>
+      </w:r>
+    </w:p>
+    <w:p>
+      <w:pPr>
+        <w:widowControl/>
+        <w:jc w:val="left"/>
+        <w:rPr>
+          <w:b/>
+          <w:bCs/>
+          <w:szCs w:val="21"/>
+        </w:rPr>
+      </w:pPr>
+      <w:r>
+        <w:rPr>
+          <w:b/>
+          <w:bCs/>
+          <w:szCs w:val="21"/>
+        </w:rPr>
+        <w:t>// Layer 6 -&gt; F19</w:t>
+      </w:r>
+    </w:p>
+    <w:p>
+      <w:pPr>
+        <w:widowControl/>
+        <w:jc w:val="left"/>
+        <w:rPr>
+          <w:b/>
+          <w:bCs/>
+          <w:szCs w:val="21"/>
+        </w:rPr>
+      </w:pPr>
+      <w:r>
+        <w:rPr>
+          <w:b/>
+          <w:bCs/>
+          <w:szCs w:val="21"/>
+        </w:rPr>
+        <w:t>// Layer 7 -&gt; F20</w:t>
+      </w:r>
+    </w:p>
+    <w:p>
+      <w:pPr>
+        <w:widowControl/>
+        <w:jc w:val="left"/>
+        <w:rPr>
+          <w:b/>
+          <w:bCs/>
+          <w:szCs w:val="21"/>
+        </w:rPr>
+      </w:pPr>
+    </w:p>
+    <w:p>
+      <w:pPr>
+        <w:widowControl/>
+        <w:jc w:val="left"/>
+        <w:rPr>
+          <w:b/>
+          <w:bCs/>
+          <w:szCs w:val="21"/>
+        </w:rPr>
+      </w:pPr>
+      <w:r>
+        <w:rPr>
+          <w:b/>
+          <w:bCs/>
+          <w:szCs w:val="21"/>
+        </w:rPr>
+        <w:t>static uint8_t last_notified_layer = 255;</w:t>
+      </w:r>
+    </w:p>
+    <w:p>
+      <w:pPr>
+        <w:widowControl/>
+        <w:jc w:val="left"/>
+        <w:rPr>
+          <w:b/>
+          <w:bCs/>
+          <w:szCs w:val="21"/>
+        </w:rPr>
+      </w:pPr>
+    </w:p>
+    <w:p>
+      <w:pPr>
+        <w:widowControl/>
+        <w:jc w:val="left"/>
+        <w:rPr>
+          <w:b/>
+          <w:bCs/>
+          <w:szCs w:val="21"/>
+        </w:rPr>
+      </w:pPr>
+      <w:r>
+        <w:rPr>
+          <w:b/>
+          <w:bCs/>
+          <w:szCs w:val="21"/>
+        </w:rPr>
+        <w:t>static void notify_layer_change(uint8_t layer) {</w:t>
+      </w:r>
+    </w:p>
+    <w:p>
+      <w:pPr>
+        <w:widowControl/>
+        <w:jc w:val="left"/>
+        <w:rPr>
+          <w:b/>
+          <w:bCs/>
+          <w:szCs w:val="21"/>
+        </w:rPr>
+      </w:pPr>
+      <w:r>
+        <w:rPr>
+          <w:b/>
+          <w:bCs/>
+          <w:szCs w:val="21"/>
+        </w:rPr>
+        <w:t xml:space="preserve">    switch (layer) {</w:t>
+      </w:r>
+    </w:p>
+    <w:p>
+      <w:pPr>
+        <w:widowControl/>
+        <w:jc w:val="left"/>
+        <w:rPr>
+          <w:b/>
+          <w:bCs/>
+          <w:szCs w:val="21"/>
+        </w:rPr>
+      </w:pPr>
+      <w:r>
+        <w:rPr>
+          <w:b/>
+          <w:bCs/>
+          <w:szCs w:val="21"/>
+        </w:rPr>
+        <w:t xml:space="preserve">        case 0:</w:t>
+      </w:r>
+    </w:p>
+    <w:p>
+      <w:pPr>
+        <w:widowControl/>
+        <w:jc w:val="left"/>
+        <w:rPr>
+          <w:b/>
+          <w:bCs/>
+          <w:szCs w:val="21"/>
+        </w:rPr>
+      </w:pPr>
+      <w:r>
+        <w:rPr>
+          <w:b/>
+          <w:bCs/>
+          <w:szCs w:val="21"/>
+        </w:rPr>
+        <w:t xml:space="preserve">            tap_code(KC_F13);</w:t>
+      </w:r>
+    </w:p>
+    <w:p>
+      <w:pPr>
+        <w:widowControl/>
+        <w:jc w:val="left"/>
+        <w:rPr>
+          <w:b/>
+          <w:bCs/>
+          <w:szCs w:val="21"/>
+        </w:rPr>
+      </w:pPr>
+      <w:r>
+        <w:rPr>
+          <w:b/>
+          <w:bCs/>
+          <w:szCs w:val="21"/>
+        </w:rPr>
+        <w:t xml:space="preserve">            break;</w:t>
+      </w:r>
+    </w:p>
+    <w:p>
+      <w:pPr>
+        <w:widowControl/>
+        <w:jc w:val="left"/>
+        <w:rPr>
+          <w:b/>
+          <w:bCs/>
+          <w:szCs w:val="21"/>
+        </w:rPr>
+      </w:pPr>
+      <w:r>
+        <w:rPr>
+          <w:b/>
+          <w:bCs/>
+          <w:szCs w:val="21"/>
+        </w:rPr>
+        <w:t xml:space="preserve">        case 1:</w:t>
+      </w:r>
+    </w:p>
+    <w:p>
+      <w:pPr>
+        <w:widowControl/>
+        <w:jc w:val="left"/>
+        <w:rPr>
+          <w:b/>
+          <w:bCs/>
+          <w:szCs w:val="21"/>
+        </w:rPr>
+      </w:pPr>
+      <w:r>
+        <w:rPr>
+          <w:b/>
+          <w:bCs/>
+          <w:szCs w:val="21"/>
+        </w:rPr>
+        <w:lastRenderedPageBreak/>
+        <w:t xml:space="preserve">            tap_code(KC_F14);</w:t>
+      </w:r>
+    </w:p>
+    <w:p>
+      <w:pPr>
+        <w:widowControl/>
+        <w:jc w:val="left"/>
+        <w:rPr>
+          <w:b/>
+          <w:bCs/>
+          <w:szCs w:val="21"/>
+        </w:rPr>
+      </w:pPr>
+      <w:r>
+        <w:rPr>
+          <w:b/>
+          <w:bCs/>
+          <w:szCs w:val="21"/>
+        </w:rPr>
+        <w:t xml:space="preserve">            break;</w:t>
+      </w:r>
+    </w:p>
+    <w:p>
+      <w:pPr>
+        <w:widowControl/>
+        <w:jc w:val="left"/>
+        <w:rPr>
+          <w:b/>
+          <w:bCs/>
+          <w:szCs w:val="21"/>
+        </w:rPr>
+      </w:pPr>
+      <w:r>
+        <w:rPr>
+          <w:b/>
+          <w:bCs/>
+          <w:szCs w:val="21"/>
+        </w:rPr>
+        <w:t xml:space="preserve">        case 2:</w:t>
+      </w:r>
+    </w:p>
+    <w:p>
+      <w:pPr>
+        <w:widowControl/>
+        <w:jc w:val="left"/>
+        <w:rPr>
+          <w:b/>
+          <w:bCs/>
+          <w:szCs w:val="21"/>
+        </w:rPr>
+      </w:pPr>
+      <w:r>
+        <w:rPr>
+          <w:b/>
+          <w:bCs/>
+          <w:szCs w:val="21"/>
+        </w:rPr>
+        <w:t xml:space="preserve">            tap_code(KC_F15);</w:t>
+      </w:r>
+    </w:p>
+    <w:p>
+      <w:pPr>
+        <w:widowControl/>
+        <w:jc w:val="left"/>
+        <w:rPr>
+          <w:b/>
+          <w:bCs/>
+          <w:szCs w:val="21"/>
+        </w:rPr>
+      </w:pPr>
+      <w:r>
+        <w:rPr>
+          <w:b/>
+          <w:bCs/>
+          <w:szCs w:val="21"/>
+        </w:rPr>
+        <w:t xml:space="preserve">            break;</w:t>
+      </w:r>
+    </w:p>
+    <w:p>
+      <w:pPr>
+        <w:widowControl/>
+        <w:jc w:val="left"/>
+        <w:rPr>
+          <w:b/>
+          <w:bCs/>
+          <w:szCs w:val="21"/>
+        </w:rPr>
+      </w:pPr>
+      <w:r>
+        <w:rPr>
+          <w:b/>
+          <w:bCs/>
+          <w:szCs w:val="21"/>
+        </w:rPr>
+        <w:t xml:space="preserve">        case 3:</w:t>
+      </w:r>
+    </w:p>
+    <w:p>
+      <w:pPr>
+        <w:widowControl/>
+        <w:jc w:val="left"/>
+        <w:rPr>
+          <w:b/>
+          <w:bCs/>
+          <w:szCs w:val="21"/>
+        </w:rPr>
+      </w:pPr>
+      <w:r>
+        <w:rPr>
+          <w:b/>
+          <w:bCs/>
+          <w:szCs w:val="21"/>
+        </w:rPr>
+        <w:t xml:space="preserve">            tap_code(KC_F16);</w:t>
+      </w:r>
+    </w:p>
+    <w:p>
+      <w:pPr>
+        <w:widowControl/>
+        <w:jc w:val="left"/>
+        <w:rPr>
+          <w:b/>
+          <w:bCs/>
+          <w:szCs w:val="21"/>
+        </w:rPr>
+      </w:pPr>
+      <w:r>
+        <w:rPr>
+          <w:b/>
+          <w:bCs/>
+          <w:szCs w:val="21"/>
+        </w:rPr>
+        <w:t xml:space="preserve">            break;</w:t>
+      </w:r>
+    </w:p>
+    <w:p>
+      <w:pPr>
+        <w:widowControl/>
+        <w:jc w:val="left"/>
+        <w:rPr>
+          <w:b/>
+          <w:bCs/>
+          <w:szCs w:val="21"/>
+        </w:rPr>
+      </w:pPr>
+      <w:r>
+        <w:rPr>
+          <w:b/>
+          <w:bCs/>
+          <w:szCs w:val="21"/>
+        </w:rPr>
+        <w:t xml:space="preserve">        case 4:</w:t>
+      </w:r>
+    </w:p>
+    <w:p>
+      <w:pPr>
+        <w:widowControl/>
+        <w:jc w:val="left"/>
+        <w:rPr>
+          <w:b/>
+          <w:bCs/>
+          <w:szCs w:val="21"/>
+        </w:rPr>
+      </w:pPr>
+      <w:r>
+        <w:rPr>
+          <w:b/>
+          <w:bCs/>
+          <w:szCs w:val="21"/>
+        </w:rPr>
+        <w:t xml:space="preserve">            tap_code(KC_F17);</w:t>
+      </w:r>
+    </w:p>
+    <w:p>
+      <w:pPr>
+        <w:widowControl/>
+        <w:jc w:val="left"/>
+        <w:rPr>
+          <w:b/>
+          <w:bCs/>
+          <w:szCs w:val="21"/>
+        </w:rPr>
+      </w:pPr>
+      <w:r>
+        <w:rPr>
+          <w:b/>
+          <w:bCs/>
+          <w:szCs w:val="21"/>
+        </w:rPr>
+        <w:t xml:space="preserve">            break;</w:t>
+      </w:r>
+    </w:p>
+    <w:p>
+      <w:pPr>
+        <w:widowControl/>
+        <w:jc w:val="left"/>
+        <w:rPr>
+          <w:b/>
+          <w:bCs/>
+          <w:szCs w:val="21"/>
+        </w:rPr>
+      </w:pPr>
+      <w:r>
+        <w:rPr>
+          <w:b/>
+          <w:bCs/>
+          <w:szCs w:val="21"/>
+        </w:rPr>
+        <w:t xml:space="preserve">        case 5:</w:t>
+      </w:r>
+    </w:p>
+    <w:p>
+      <w:pPr>
+        <w:widowControl/>
+        <w:jc w:val="left"/>
+        <w:rPr>
+          <w:b/>
+          <w:bCs/>
+          <w:szCs w:val="21"/>
+        </w:rPr>
+      </w:pPr>
+      <w:r>
+        <w:rPr>
+          <w:b/>
+          <w:bCs/>
+          <w:szCs w:val="21"/>
+        </w:rPr>
+        <w:t xml:space="preserve">            tap_code(KC_F18);</w:t>
+      </w:r>
+    </w:p>
+    <w:p>
+      <w:pPr>
+        <w:widowControl/>
+        <w:jc w:val="left"/>
+        <w:rPr>
+          <w:b/>
+          <w:bCs/>
+          <w:szCs w:val="21"/>
+        </w:rPr>
+      </w:pPr>
+      <w:r>
+        <w:rPr>
+          <w:b/>
+          <w:bCs/>
+          <w:szCs w:val="21"/>
+        </w:rPr>
+        <w:t xml:space="preserve">            break;</w:t>
+      </w:r>
+    </w:p>
+    <w:p>
+      <w:pPr>
+        <w:widowControl/>
+        <w:jc w:val="left"/>
+        <w:rPr>
+          <w:b/>
+          <w:bCs/>
+          <w:szCs w:val="21"/>
+        </w:rPr>
+      </w:pPr>
+      <w:r>
+        <w:rPr>
+          <w:b/>
+          <w:bCs/>
+          <w:szCs w:val="21"/>
+        </w:rPr>
+        <w:t xml:space="preserve">        case 6:</w:t>
+      </w:r>
+    </w:p>
+    <w:p>
+      <w:pPr>
+        <w:widowControl/>
+        <w:jc w:val="left"/>
+        <w:rPr>
+          <w:b/>
+          <w:bCs/>
+          <w:szCs w:val="21"/>
+        </w:rPr>
+      </w:pPr>
+      <w:r>
+        <w:rPr>
+          <w:b/>
+          <w:bCs/>
+          <w:szCs w:val="21"/>
+        </w:rPr>
+        <w:t xml:space="preserve">            tap_code(KC_F19);</w:t>
+      </w:r>
+    </w:p>
+    <w:p>
+      <w:pPr>
+        <w:widowControl/>
+        <w:jc w:val="left"/>
+        <w:rPr>
+          <w:b/>
+          <w:bCs/>
+          <w:szCs w:val="21"/>
+        </w:rPr>
+      </w:pPr>
+      <w:r>
+        <w:rPr>
+          <w:b/>
+          <w:bCs/>
+          <w:szCs w:val="21"/>
+        </w:rPr>
+        <w:t xml:space="preserve">            break;</w:t>
+      </w:r>
+    </w:p>
+    <w:p>
+      <w:pPr>
+        <w:widowControl/>
+        <w:jc w:val="left"/>
+        <w:rPr>
+          <w:b/>
+          <w:bCs/>
+          <w:szCs w:val="21"/>
+        </w:rPr>
+      </w:pPr>
+      <w:r>
+        <w:rPr>
+          <w:b/>
+          <w:bCs/>
+          <w:szCs w:val="21"/>
+        </w:rPr>
+        <w:t xml:space="preserve">        case 7:</w:t>
+      </w:r>
+    </w:p>
+    <w:p>
+      <w:pPr>
+        <w:widowControl/>
+        <w:jc w:val="left"/>
+        <w:rPr>
+          <w:b/>
+          <w:bCs/>
+          <w:szCs w:val="21"/>
+        </w:rPr>
+      </w:pPr>
+      <w:r>
+        <w:rPr>
+          <w:b/>
+          <w:bCs/>
+          <w:szCs w:val="21"/>
+        </w:rPr>
+        <w:t xml:space="preserve">            tap_code(KC_F20);</w:t>
+      </w:r>
+    </w:p>
+    <w:p>
+      <w:pPr>
+        <w:widowControl/>
+        <w:jc w:val="left"/>
+        <w:rPr>
+          <w:b/>
+          <w:bCs/>
+          <w:szCs w:val="21"/>
+        </w:rPr>
+      </w:pPr>
+      <w:r>
+        <w:rPr>
+          <w:b/>
+          <w:bCs/>
+          <w:szCs w:val="21"/>
+        </w:rPr>
+        <w:t xml:space="preserve">            break;</w:t>
+      </w:r>
+    </w:p>
+    <w:p>
+      <w:pPr>
+        <w:widowControl/>
+        <w:jc w:val="left"/>
+        <w:rPr>
+          <w:b/>
+          <w:bCs/>
+          <w:szCs w:val="21"/>
+        </w:rPr>
+      </w:pPr>
+      <w:r>
+        <w:rPr>
+          <w:b/>
+          <w:bCs/>
+          <w:szCs w:val="21"/>
+        </w:rPr>
+        <w:t xml:space="preserve">    }</w:t>
+      </w:r>
+    </w:p>
+    <w:p>
+      <w:pPr>
+        <w:widowControl/>
+        <w:jc w:val="left"/>
+        <w:rPr>
+          <w:b/>
+          <w:bCs/>
+          <w:szCs w:val="21"/>
+        </w:rPr>
+      </w:pPr>
+      <w:r>
+        <w:rPr>
+          <w:b/>
+          <w:bCs/>
+          <w:szCs w:val="21"/>
+        </w:rPr>
+        <w:t>}</w:t>
+      </w:r>
+    </w:p>
+    <w:p>
+      <w:pPr>
+        <w:widowControl/>
+        <w:jc w:val="left"/>
+        <w:rPr>
+          <w:b/>
+          <w:bCs/>
+          <w:szCs w:val="21"/>
+        </w:rPr>
+      </w:pPr>
+    </w:p>
+    <w:p>
+      <w:pPr>
+        <w:widowControl/>
+        <w:jc w:val="left"/>
+        <w:rPr>
+          <w:b/>
+          <w:bCs/>
+          <w:szCs w:val="21"/>
+        </w:rPr>
+      </w:pPr>
+      <w:r>
+        <w:rPr>
+          <w:b/>
+          <w:bCs/>
+          <w:szCs w:val="21"/>
+        </w:rPr>
+        <w:t>layer_state_t layer_state_set_user(layer_state_t state) {</w:t>
+      </w:r>
+    </w:p>
+    <w:p>
+      <w:pPr>
+        <w:widowControl/>
+        <w:jc w:val="left"/>
+        <w:rPr>
+          <w:b/>
+          <w:bCs/>
+          <w:szCs w:val="21"/>
+        </w:rPr>
+      </w:pPr>
+      <w:r>
+        <w:rPr>
+          <w:b/>
+          <w:bCs/>
+          <w:szCs w:val="21"/>
+        </w:rPr>
+        <w:t xml:space="preserve">    uint8_t layer = get_highest_layer(state | default_layer_state);</w:t>
+      </w:r>
+    </w:p>
+    <w:p>
+      <w:pPr>
+        <w:widowControl/>
+        <w:jc w:val="left"/>
+        <w:rPr>
+          <w:b/>
+          <w:bCs/>
+          <w:szCs w:val="21"/>
+        </w:rPr>
+      </w:pPr>
+    </w:p>
+    <w:p>
+      <w:pPr>
+        <w:widowControl/>
+        <w:jc w:val="left"/>
+        <w:rPr>
+          <w:b/>
+          <w:bCs/>
+          <w:szCs w:val="21"/>
+        </w:rPr>
+      </w:pPr>
+      <w:r>
+        <w:rPr>
+          <w:b/>
+          <w:bCs/>
+          <w:szCs w:val="21"/>
+        </w:rPr>
+        <w:t xml:space="preserve">    if (layer != last_notified_layer) {</w:t>
+      </w:r>
+    </w:p>
+    <w:p>
+      <w:pPr>
+        <w:widowControl/>
+        <w:jc w:val="left"/>
+        <w:rPr>
+          <w:b/>
+          <w:bCs/>
+          <w:szCs w:val="21"/>
+        </w:rPr>
+      </w:pPr>
+      <w:r>
+        <w:rPr>
+          <w:b/>
+          <w:bCs/>
+          <w:szCs w:val="21"/>
+        </w:rPr>
+        <w:t xml:space="preserve">        last_notified_layer = layer;</w:t>
+      </w:r>
+    </w:p>
+    <w:p>
+      <w:pPr>
+        <w:widowControl/>
+        <w:jc w:val="left"/>
+        <w:rPr>
+          <w:b/>
+          <w:bCs/>
+          <w:szCs w:val="21"/>
+        </w:rPr>
+      </w:pPr>
+      <w:r>
+        <w:rPr>
+          <w:b/>
+          <w:bCs/>
+          <w:szCs w:val="21"/>
+        </w:rPr>
+        <w:t xml:space="preserve">        notify_layer_change(layer);</w:t>
+      </w:r>
+    </w:p>
+    <w:p>
+      <w:pPr>
+        <w:widowControl/>
+        <w:jc w:val="left"/>
+        <w:rPr>
+          <w:b/>
+          <w:bCs/>
+          <w:szCs w:val="21"/>
+        </w:rPr>
+      </w:pPr>
+      <w:r>
+        <w:rPr>
+          <w:b/>
+          <w:bCs/>
+          <w:szCs w:val="21"/>
+        </w:rPr>
+        <w:t xml:space="preserve">    }</w:t>
+      </w:r>
+    </w:p>
+    <w:p>
+      <w:pPr>
+        <w:widowControl/>
+        <w:jc w:val="left"/>
+        <w:rPr>
+          <w:b/>
+          <w:bCs/>
+          <w:szCs w:val="21"/>
+        </w:rPr>
+      </w:pPr>
+    </w:p>
+    <w:p>
+      <w:pPr>
+        <w:widowControl/>
+        <w:jc w:val="left"/>
+        <w:rPr>
+          <w:b/>
+          <w:bCs/>
+          <w:szCs w:val="21"/>
+        </w:rPr>
+      </w:pPr>
+      <w:r>
+        <w:rPr>
+          <w:b/>
+          <w:bCs/>
+          <w:szCs w:val="21"/>
+        </w:rPr>
+        <w:t xml:space="preserve">    return state;</w:t>
+      </w:r>
+    </w:p>
+    <w:p>
+      <w:pPr>
+        <w:widowControl/>
+        <w:jc w:val="left"/>
+        <w:rPr>
+          <w:rFonts w:hint="eastAsia"/>
+          <w:b/>
+          <w:bCs/>
+          <w:szCs w:val="21"/>
+        </w:rPr>
+      </w:pPr>
+      <w:r>
+        <w:rPr>
+          <w:b/>
+          <w:bCs/>
+          <w:szCs w:val="21"/>
+        </w:rPr>
+        <w:t>}</w:t>
       </w:r>
     </w:p>
     <w:sectPr>
@@ -5815,6 +6837,7 @@
   <w:style w:type="character" w:default="1" w:styleId="a0">
     <w:name w:val="Default Paragraph Font"/>
     <w:uiPriority w:val="1"/>
+    <w:semiHidden/>
     <w:unhideWhenUsed/>
   </w:style>
   <w:style w:type="table" w:default="1" w:styleId="a1">

--- a/Charybdis 4x6_QMKビルドガイド.docx
+++ b/Charybdis 4x6_QMKビルドガイド.docx
@@ -880,7 +880,15 @@
           <w:b/>
           <w:bCs/>
         </w:rPr>
-        <w:t>VIA 上で 8 枚のレイヤー（0～7）を使えるようにするには、</w:t>
+        <w:t>VIA 上で 8 枚のレイヤー（0～7）を使えるようにする、</w:t>
+      </w:r>
+      <w:r>
+        <w:rPr>
+          <w:rFonts w:hint="eastAsia"/>
+          <w:b/>
+          <w:bCs/>
+        </w:rPr>
+        <w:t>スクロールをマウスホイールライクにする。</w:t>
       </w:r>
     </w:p>
     <w:p>
@@ -905,6 +913,7 @@
         <w:widowControl/>
         <w:jc w:val="left"/>
         <w:rPr>
+          <w:rFonts w:hint="eastAsia"/>
           <w:b/>
           <w:bCs/>
         </w:rPr>
@@ -932,6 +941,23 @@
           <w:bCs/>
         </w:rPr>
         <w:t>#define DYNAMIC_KEYMAP_LAYER_COUNT 8</w:t>
+      </w:r>
+    </w:p>
+    <w:p>
+      <w:pPr>
+        <w:widowControl/>
+        <w:jc w:val="left"/>
+        <w:rPr>
+          <w:b/>
+          <w:bCs/>
+        </w:rPr>
+      </w:pPr>
+      <w:r>
+        <w:rPr>
+          <w:b/>
+          <w:bCs/>
+        </w:rPr>
+        <w:t>#define CHARYBDIS_DRAGSCROLL_REVERSE_Y</w:t>
       </w:r>
     </w:p>
     <w:p>
@@ -1175,6 +1201,7 @@
           <w:sz w:val="16"/>
           <w:szCs w:val="16"/>
         </w:rPr>
+        <w:lastRenderedPageBreak/>
         <w:t>                {"matrix": [2, 0], "x": 0, "y": 2}, {"matrix": [2, 1], "x": 1, "y": 2}, {"matrix": [2, 2], "x": 2, "y": 2}, {"matrix": [2, 3], "x": 3, "y": 2}, {"matrix": [2, 4], "x": 4, "y": 2}, {"matrix": [2, 5], "x": 5, "y": 2},</w:t>
       </w:r>
     </w:p>
@@ -1192,7 +1219,6 @@
           <w:sz w:val="16"/>
           <w:szCs w:val="16"/>
         </w:rPr>
-        <w:lastRenderedPageBreak/>
         <w:t>                {"matrix": [7, 5], "x": 11, "y": 2}, {"matrix": [7, 4], "x": 12, "y": 2}, {"matrix": [7, 3], "x": 13, "y": 2}, {"matrix": [7, 2], "x": 14, "y": 2}, {"matrix": [7, 1], "x": 15, "y": 2}, {"matrix": [7, 0], "x": 16, "y": 2},</w:t>
       </w:r>
     </w:p>
@@ -2565,19 +2591,17 @@
         <w:widowControl/>
         <w:jc w:val="left"/>
         <w:rPr>
-          <w:rFonts w:hint="eastAsia"/>
-          <w:b/>
-          <w:bCs/>
-          <w:szCs w:val="21"/>
-        </w:rPr>
-      </w:pPr>
-    </w:p>
-    <w:p>
-      <w:pPr>
-        <w:widowControl/>
-        <w:jc w:val="left"/>
-        <w:rPr>
-          <w:rFonts w:hint="eastAsia"/>
+          <w:b/>
+          <w:bCs/>
+          <w:szCs w:val="21"/>
+        </w:rPr>
+      </w:pPr>
+    </w:p>
+    <w:p>
+      <w:pPr>
+        <w:widowControl/>
+        <w:jc w:val="left"/>
+        <w:rPr>
           <w:b/>
           <w:bCs/>
           <w:szCs w:val="21"/>
@@ -3566,7 +3590,6 @@
         <w:widowControl/>
         <w:jc w:val="left"/>
         <w:rPr>
-          <w:rFonts w:hint="eastAsia"/>
           <w:b/>
           <w:bCs/>
           <w:szCs w:val="21"/>
